--- a/backend-exhibits/Dropbox to Microsoft (Onedrive & SharePointOnline) standard included.docx
+++ b/backend-exhibits/Dropbox to Microsoft (Onedrive & SharePointOnline) standard included.docx
@@ -39,14 +39,14 @@
               <w:ind w:left="52"/>
               <w:jc w:val="center"/>
               <w:rPr>
-                <w:rFonts w:ascii="Arial" w:hAnsi="Arial" w:cs="Arial"/>
-                <w:sz w:val="21"/>
-                <w:szCs w:val="21"/>
-              </w:rPr>
-            </w:pPr>
-            <w:r>
-              <w:rPr>
-                <w:rFonts w:ascii="Arial" w:eastAsia="Arial" w:hAnsi="Arial" w:cs="Arial"/>
+                <w:rFonts w:ascii="Arial" w:hAnsi="Arial" w:cs="Arial" w:eastAsia="Arial"/>
+                <w:sz w:val="21"/>
+                <w:szCs w:val="21"/>
+              </w:rPr>
+            </w:pPr>
+            <w:r>
+              <w:rPr>
+                <w:rFonts w:ascii="Arial" w:hAnsi="Arial" w:cs="Arial" w:eastAsia="Arial"/>
                 <w:b/>
                 <w:sz w:val="21"/>
                 <w:szCs w:val="21"/>
@@ -55,7 +55,7 @@
             </w:r>
             <w:r>
               <w:rPr>
-                <w:rFonts w:ascii="Arial" w:eastAsia="Arial" w:hAnsi="Arial" w:cs="Arial"/>
+                <w:rFonts w:ascii="Arial" w:hAnsi="Arial" w:cs="Arial" w:eastAsia="Arial"/>
                 <w:b/>
                 <w:sz w:val="21"/>
                 <w:szCs w:val="21"/>
@@ -64,7 +64,7 @@
             </w:r>
             <w:r>
               <w:rPr>
-                <w:rFonts w:ascii="Arial" w:eastAsia="Arial" w:hAnsi="Arial" w:cs="Arial"/>
+                <w:rFonts w:ascii="Arial" w:hAnsi="Arial" w:cs="Arial" w:eastAsia="Arial"/>
                 <w:b/>
                 <w:sz w:val="21"/>
                 <w:szCs w:val="21"/>
@@ -92,16 +92,16 @@
             <w:pPr>
               <w:ind w:left="3"/>
               <w:rPr>
-                <w:rFonts w:ascii="Arial" w:hAnsi="Arial" w:cs="Arial"/>
-                <w:b/>
-                <w:bCs/>
-                <w:sz w:val="21"/>
-                <w:szCs w:val="21"/>
-              </w:rPr>
-            </w:pPr>
-            <w:r>
-              <w:rPr>
-                <w:rFonts w:ascii="Arial" w:hAnsi="Arial" w:cs="Arial"/>
+                <w:rFonts w:ascii="Arial" w:hAnsi="Arial" w:cs="Arial" w:eastAsia="Arial"/>
+                <w:b/>
+                <w:bCs/>
+                <w:sz w:val="21"/>
+                <w:szCs w:val="21"/>
+              </w:rPr>
+            </w:pPr>
+            <w:r>
+              <w:rPr>
+                <w:rFonts w:ascii="Arial" w:hAnsi="Arial" w:cs="Arial" w:eastAsia="Arial"/>
                 <w:b/>
                 <w:bCs/>
                 <w:sz w:val="21"/>
@@ -124,14 +124,14 @@
           <w:p>
             <w:pPr>
               <w:rPr>
-                <w:rFonts w:ascii="Arial" w:hAnsi="Arial" w:cs="Arial"/>
-                <w:sz w:val="21"/>
-                <w:szCs w:val="21"/>
-              </w:rPr>
-            </w:pPr>
-            <w:r>
-              <w:rPr>
-                <w:rFonts w:ascii="Arial" w:hAnsi="Arial" w:cs="Arial"/>
+                <w:rFonts w:ascii="Arial" w:hAnsi="Arial" w:cs="Arial" w:eastAsia="Arial"/>
+                <w:sz w:val="21"/>
+                <w:szCs w:val="21"/>
+              </w:rPr>
+            </w:pPr>
+            <w:r>
+              <w:rPr>
+                <w:rFonts w:ascii="Arial" w:hAnsi="Arial" w:cs="Arial" w:eastAsia="Arial"/>
                 <w:sz w:val="21"/>
                 <w:szCs w:val="21"/>
               </w:rPr>
@@ -139,7 +139,7 @@
             </w:r>
             <w:r>
               <w:rPr>
-                <w:rFonts w:ascii="Arial" w:hAnsi="Arial" w:cs="Arial"/>
+                <w:rFonts w:ascii="Arial" w:hAnsi="Arial" w:cs="Arial" w:eastAsia="Arial"/>
                 <w:sz w:val="21"/>
                 <w:szCs w:val="21"/>
               </w:rPr>
@@ -166,16 +166,16 @@
             <w:pPr>
               <w:ind w:left="3"/>
               <w:rPr>
-                <w:rFonts w:ascii="Arial" w:hAnsi="Arial" w:cs="Arial"/>
-                <w:b/>
-                <w:bCs/>
-                <w:sz w:val="21"/>
-                <w:szCs w:val="21"/>
-              </w:rPr>
-            </w:pPr>
-            <w:r>
-              <w:rPr>
-                <w:rFonts w:ascii="Arial" w:hAnsi="Arial" w:cs="Arial"/>
+                <w:rFonts w:ascii="Arial" w:hAnsi="Arial" w:cs="Arial" w:eastAsia="Arial"/>
+                <w:b/>
+                <w:bCs/>
+                <w:sz w:val="21"/>
+                <w:szCs w:val="21"/>
+              </w:rPr>
+            </w:pPr>
+            <w:r>
+              <w:rPr>
+                <w:rFonts w:ascii="Arial" w:hAnsi="Arial" w:cs="Arial" w:eastAsia="Arial"/>
                 <w:b/>
                 <w:bCs/>
                 <w:sz w:val="21"/>
@@ -199,14 +199,14 @@
             <w:pPr>
               <w:spacing w:line="240" w:lineRule="auto"/>
               <w:rPr>
-                <w:rFonts w:ascii="Arial" w:eastAsia="Times New Roman" w:hAnsi="Arial" w:cs="Arial"/>
-                <w:sz w:val="21"/>
-                <w:szCs w:val="21"/>
-              </w:rPr>
-            </w:pPr>
-            <w:r>
-              <w:rPr>
-                <w:rFonts w:ascii="Arial" w:hAnsi="Arial" w:cs="Arial"/>
+                <w:rFonts w:ascii="Arial" w:hAnsi="Arial" w:cs="Arial" w:eastAsia="Arial"/>
+                <w:sz w:val="21"/>
+                <w:szCs w:val="21"/>
+              </w:rPr>
+            </w:pPr>
+            <w:r>
+              <w:rPr>
+                <w:rFonts w:ascii="Arial" w:hAnsi="Arial" w:cs="Arial" w:eastAsia="Arial"/>
                 <w:sz w:val="21"/>
                 <w:szCs w:val="21"/>
               </w:rPr>
@@ -216,7 +216,7 @@
           <w:p>
             <w:pPr>
               <w:rPr>
-                <w:rFonts w:ascii="Arial" w:hAnsi="Arial" w:cs="Arial"/>
+                <w:rFonts w:ascii="Arial" w:hAnsi="Arial" w:cs="Arial" w:eastAsia="Arial"/>
                 <w:sz w:val="21"/>
                 <w:szCs w:val="21"/>
               </w:rPr>
@@ -242,16 +242,16 @@
             <w:pPr>
               <w:ind w:left="3"/>
               <w:rPr>
-                <w:rFonts w:ascii="Arial" w:hAnsi="Arial" w:cs="Arial"/>
-                <w:b/>
-                <w:bCs/>
-                <w:sz w:val="21"/>
-                <w:szCs w:val="21"/>
-              </w:rPr>
-            </w:pPr>
-            <w:r>
-              <w:rPr>
-                <w:rFonts w:ascii="Arial" w:hAnsi="Arial" w:cs="Arial"/>
+                <w:rFonts w:ascii="Arial" w:hAnsi="Arial" w:cs="Arial" w:eastAsia="Arial"/>
+                <w:b/>
+                <w:bCs/>
+                <w:sz w:val="21"/>
+                <w:szCs w:val="21"/>
+              </w:rPr>
+            </w:pPr>
+            <w:r>
+              <w:rPr>
+                <w:rFonts w:ascii="Arial" w:hAnsi="Arial" w:cs="Arial" w:eastAsia="Arial"/>
                 <w:b/>
                 <w:bCs/>
                 <w:sz w:val="21"/>
@@ -274,14 +274,14 @@
           <w:p>
             <w:pPr>
               <w:rPr>
-                <w:rFonts w:ascii="Arial" w:hAnsi="Arial" w:cs="Arial"/>
-                <w:sz w:val="21"/>
-                <w:szCs w:val="21"/>
-              </w:rPr>
-            </w:pPr>
-            <w:r>
-              <w:rPr>
-                <w:rFonts w:ascii="Arial" w:hAnsi="Arial" w:cs="Arial"/>
+                <w:rFonts w:ascii="Arial" w:hAnsi="Arial" w:cs="Arial" w:eastAsia="Arial"/>
+                <w:sz w:val="21"/>
+                <w:szCs w:val="21"/>
+              </w:rPr>
+            </w:pPr>
+            <w:r>
+              <w:rPr>
+                <w:rFonts w:ascii="Arial" w:hAnsi="Arial" w:cs="Arial" w:eastAsia="Arial"/>
                 <w:sz w:val="21"/>
                 <w:szCs w:val="21"/>
               </w:rPr>
@@ -290,7 +290,7 @@
             <w:proofErr w:type="spellStart"/>
             <w:r>
               <w:rPr>
-                <w:rFonts w:ascii="Arial" w:hAnsi="Arial" w:cs="Arial"/>
+                <w:rFonts w:ascii="Arial" w:hAnsi="Arial" w:cs="Arial" w:eastAsia="Arial"/>
                 <w:sz w:val="21"/>
                 <w:szCs w:val="21"/>
               </w:rPr>
@@ -299,7 +299,7 @@
             <w:proofErr w:type="spellEnd"/>
             <w:r>
               <w:rPr>
-                <w:rFonts w:ascii="Arial" w:hAnsi="Arial" w:cs="Arial"/>
+                <w:rFonts w:ascii="Arial" w:hAnsi="Arial" w:cs="Arial" w:eastAsia="Arial"/>
                 <w:sz w:val="21"/>
                 <w:szCs w:val="21"/>
               </w:rPr>
@@ -326,16 +326,16 @@
             <w:pPr>
               <w:ind w:left="3"/>
               <w:rPr>
-                <w:rFonts w:ascii="Arial" w:hAnsi="Arial" w:cs="Arial"/>
-                <w:b/>
-                <w:bCs/>
-                <w:sz w:val="21"/>
-                <w:szCs w:val="21"/>
-              </w:rPr>
-            </w:pPr>
-            <w:r>
-              <w:rPr>
-                <w:rFonts w:ascii="Arial" w:hAnsi="Arial" w:cs="Arial"/>
+                <w:rFonts w:ascii="Arial" w:hAnsi="Arial" w:cs="Arial" w:eastAsia="Arial"/>
+                <w:b/>
+                <w:bCs/>
+                <w:sz w:val="21"/>
+                <w:szCs w:val="21"/>
+              </w:rPr>
+            </w:pPr>
+            <w:r>
+              <w:rPr>
+                <w:rFonts w:ascii="Arial" w:hAnsi="Arial" w:cs="Arial" w:eastAsia="Arial"/>
                 <w:b/>
                 <w:bCs/>
                 <w:sz w:val="21"/>
@@ -358,14 +358,14 @@
           <w:p>
             <w:pPr>
               <w:rPr>
-                <w:rFonts w:ascii="Arial" w:hAnsi="Arial" w:cs="Arial"/>
-                <w:sz w:val="21"/>
-                <w:szCs w:val="21"/>
-              </w:rPr>
-            </w:pPr>
-            <w:r>
-              <w:rPr>
-                <w:rFonts w:ascii="Arial" w:hAnsi="Arial" w:cs="Arial"/>
+                <w:rFonts w:ascii="Arial" w:hAnsi="Arial" w:cs="Arial" w:eastAsia="Arial"/>
+                <w:sz w:val="21"/>
+                <w:szCs w:val="21"/>
+              </w:rPr>
+            </w:pPr>
+            <w:r>
+              <w:rPr>
+                <w:rFonts w:ascii="Arial" w:hAnsi="Arial" w:cs="Arial" w:eastAsia="Arial"/>
                 <w:sz w:val="21"/>
                 <w:szCs w:val="21"/>
               </w:rPr>
@@ -392,16 +392,16 @@
             <w:pPr>
               <w:ind w:left="3"/>
               <w:rPr>
-                <w:rFonts w:ascii="Arial" w:hAnsi="Arial" w:cs="Arial"/>
-                <w:b/>
-                <w:bCs/>
-                <w:sz w:val="21"/>
-                <w:szCs w:val="21"/>
-              </w:rPr>
-            </w:pPr>
-            <w:r>
-              <w:rPr>
-                <w:rFonts w:ascii="Arial" w:hAnsi="Arial" w:cs="Arial"/>
+                <w:rFonts w:ascii="Arial" w:hAnsi="Arial" w:cs="Arial" w:eastAsia="Arial"/>
+                <w:b/>
+                <w:bCs/>
+                <w:sz w:val="21"/>
+                <w:szCs w:val="21"/>
+              </w:rPr>
+            </w:pPr>
+            <w:r>
+              <w:rPr>
+                <w:rFonts w:ascii="Arial" w:hAnsi="Arial" w:cs="Arial" w:eastAsia="Arial"/>
                 <w:b/>
                 <w:bCs/>
                 <w:sz w:val="21"/>
@@ -424,14 +424,14 @@
           <w:p>
             <w:pPr>
               <w:rPr>
-                <w:rFonts w:ascii="Arial" w:hAnsi="Arial" w:cs="Arial"/>
-                <w:sz w:val="21"/>
-                <w:szCs w:val="21"/>
-              </w:rPr>
-            </w:pPr>
-            <w:r>
-              <w:rPr>
-                <w:rFonts w:ascii="Arial" w:hAnsi="Arial" w:cs="Arial"/>
+                <w:rFonts w:ascii="Arial" w:hAnsi="Arial" w:cs="Arial" w:eastAsia="Arial"/>
+                <w:sz w:val="21"/>
+                <w:szCs w:val="21"/>
+              </w:rPr>
+            </w:pPr>
+            <w:r>
+              <w:rPr>
+                <w:rFonts w:ascii="Arial" w:hAnsi="Arial" w:cs="Arial" w:eastAsia="Arial"/>
                 <w:sz w:val="21"/>
                 <w:szCs w:val="21"/>
               </w:rPr>
@@ -458,16 +458,16 @@
             <w:pPr>
               <w:ind w:left="3"/>
               <w:rPr>
-                <w:rFonts w:ascii="Arial" w:hAnsi="Arial" w:cs="Arial"/>
-                <w:b/>
-                <w:bCs/>
-                <w:sz w:val="21"/>
-                <w:szCs w:val="21"/>
-              </w:rPr>
-            </w:pPr>
-            <w:r>
-              <w:rPr>
-                <w:rFonts w:ascii="Arial" w:hAnsi="Arial" w:cs="Arial"/>
+                <w:rFonts w:ascii="Arial" w:hAnsi="Arial" w:cs="Arial" w:eastAsia="Arial"/>
+                <w:b/>
+                <w:bCs/>
+                <w:sz w:val="21"/>
+                <w:szCs w:val="21"/>
+              </w:rPr>
+            </w:pPr>
+            <w:r>
+              <w:rPr>
+                <w:rFonts w:ascii="Arial" w:hAnsi="Arial" w:cs="Arial" w:eastAsia="Arial"/>
                 <w:b/>
                 <w:bCs/>
                 <w:sz w:val="21"/>
@@ -490,7 +490,7 @@
           <w:p>
             <w:pPr>
               <w:rPr>
-                <w:rFonts w:ascii="Arial" w:hAnsi="Arial" w:cs="Arial"/>
+                <w:rFonts w:ascii="Arial" w:hAnsi="Arial" w:cs="Arial" w:eastAsia="Arial"/>
                 <w:sz w:val="21"/>
                 <w:szCs w:val="21"/>
               </w:rPr>
@@ -498,7 +498,7 @@
             <w:proofErr w:type="spellStart"/>
             <w:r>
               <w:rPr>
-                <w:rFonts w:ascii="Arial" w:hAnsi="Arial" w:cs="Arial"/>
+                <w:rFonts w:ascii="Arial" w:hAnsi="Arial" w:cs="Arial" w:eastAsia="Arial"/>
                 <w:sz w:val="21"/>
                 <w:szCs w:val="21"/>
               </w:rPr>
@@ -507,7 +507,7 @@
             <w:proofErr w:type="spellEnd"/>
             <w:r>
               <w:rPr>
-                <w:rFonts w:ascii="Arial" w:hAnsi="Arial" w:cs="Arial"/>
+                <w:rFonts w:ascii="Arial" w:hAnsi="Arial" w:cs="Arial" w:eastAsia="Arial"/>
                 <w:sz w:val="21"/>
                 <w:szCs w:val="21"/>
               </w:rPr>
@@ -534,16 +534,16 @@
             <w:pPr>
               <w:ind w:left="3"/>
               <w:rPr>
-                <w:rFonts w:ascii="Arial" w:hAnsi="Arial" w:cs="Arial"/>
-                <w:b/>
-                <w:bCs/>
-                <w:sz w:val="21"/>
-                <w:szCs w:val="21"/>
-              </w:rPr>
-            </w:pPr>
-            <w:r>
-              <w:rPr>
-                <w:rFonts w:ascii="Arial" w:hAnsi="Arial" w:cs="Arial"/>
+                <w:rFonts w:ascii="Arial" w:hAnsi="Arial" w:cs="Arial" w:eastAsia="Arial"/>
+                <w:b/>
+                <w:bCs/>
+                <w:sz w:val="21"/>
+                <w:szCs w:val="21"/>
+              </w:rPr>
+            </w:pPr>
+            <w:r>
+              <w:rPr>
+                <w:rFonts w:ascii="Arial" w:hAnsi="Arial" w:cs="Arial" w:eastAsia="Arial"/>
                 <w:b/>
                 <w:bCs/>
                 <w:sz w:val="21"/>
@@ -566,7 +566,7 @@
           <w:p>
             <w:pPr>
               <w:rPr>
-                <w:rFonts w:ascii="Arial" w:hAnsi="Arial" w:cs="Arial"/>
+                <w:rFonts w:ascii="Arial" w:hAnsi="Arial" w:cs="Arial" w:eastAsia="Arial"/>
                 <w:sz w:val="21"/>
                 <w:szCs w:val="21"/>
               </w:rPr>
@@ -574,7 +574,7 @@
             <w:proofErr w:type="spellStart"/>
             <w:r>
               <w:rPr>
-                <w:rFonts w:ascii="Arial" w:hAnsi="Arial" w:cs="Arial"/>
+                <w:rFonts w:ascii="Arial" w:hAnsi="Arial" w:cs="Arial" w:eastAsia="Arial"/>
                 <w:sz w:val="21"/>
                 <w:szCs w:val="21"/>
               </w:rPr>
@@ -583,7 +583,7 @@
             <w:proofErr w:type="spellEnd"/>
             <w:r>
               <w:rPr>
-                <w:rFonts w:ascii="Arial" w:hAnsi="Arial" w:cs="Arial"/>
+                <w:rFonts w:ascii="Arial" w:hAnsi="Arial" w:cs="Arial" w:eastAsia="Arial"/>
                 <w:sz w:val="21"/>
                 <w:szCs w:val="21"/>
               </w:rPr>
@@ -610,16 +610,16 @@
             <w:pPr>
               <w:ind w:left="3"/>
               <w:rPr>
-                <w:rFonts w:ascii="Arial" w:hAnsi="Arial" w:cs="Arial"/>
-                <w:b/>
-                <w:bCs/>
-                <w:sz w:val="21"/>
-                <w:szCs w:val="21"/>
-              </w:rPr>
-            </w:pPr>
-            <w:r>
-              <w:rPr>
-                <w:rFonts w:ascii="Arial" w:hAnsi="Arial" w:cs="Arial"/>
+                <w:rFonts w:ascii="Arial" w:hAnsi="Arial" w:cs="Arial" w:eastAsia="Arial"/>
+                <w:b/>
+                <w:bCs/>
+                <w:sz w:val="21"/>
+                <w:szCs w:val="21"/>
+              </w:rPr>
+            </w:pPr>
+            <w:r>
+              <w:rPr>
+                <w:rFonts w:ascii="Arial" w:hAnsi="Arial" w:cs="Arial" w:eastAsia="Arial"/>
                 <w:b/>
                 <w:bCs/>
                 <w:sz w:val="21"/>
@@ -642,7 +642,7 @@
           <w:p>
             <w:pPr>
               <w:rPr>
-                <w:rFonts w:ascii="Arial" w:hAnsi="Arial" w:cs="Arial"/>
+                <w:rFonts w:ascii="Arial" w:hAnsi="Arial" w:cs="Arial" w:eastAsia="Arial"/>
                 <w:sz w:val="21"/>
                 <w:szCs w:val="21"/>
               </w:rPr>
@@ -650,7 +650,7 @@
             <w:proofErr w:type="spellStart"/>
             <w:r>
               <w:rPr>
-                <w:rFonts w:ascii="Arial" w:hAnsi="Arial" w:cs="Arial"/>
+                <w:rFonts w:ascii="Arial" w:hAnsi="Arial" w:cs="Arial" w:eastAsia="Arial"/>
                 <w:sz w:val="21"/>
                 <w:szCs w:val="21"/>
               </w:rPr>
@@ -659,7 +659,7 @@
             <w:proofErr w:type="spellEnd"/>
             <w:r>
               <w:rPr>
-                <w:rFonts w:ascii="Arial" w:hAnsi="Arial" w:cs="Arial"/>
+                <w:rFonts w:ascii="Arial" w:hAnsi="Arial" w:cs="Arial" w:eastAsia="Arial"/>
                 <w:sz w:val="21"/>
                 <w:szCs w:val="21"/>
               </w:rPr>
@@ -686,16 +686,16 @@
             <w:pPr>
               <w:ind w:left="3"/>
               <w:rPr>
-                <w:rFonts w:ascii="Arial" w:hAnsi="Arial" w:cs="Arial"/>
-                <w:b/>
-                <w:bCs/>
-                <w:sz w:val="21"/>
-                <w:szCs w:val="21"/>
-              </w:rPr>
-            </w:pPr>
-            <w:r>
-              <w:rPr>
-                <w:rFonts w:ascii="Arial" w:hAnsi="Arial" w:cs="Arial"/>
+                <w:rFonts w:ascii="Arial" w:hAnsi="Arial" w:cs="Arial" w:eastAsia="Arial"/>
+                <w:b/>
+                <w:bCs/>
+                <w:sz w:val="21"/>
+                <w:szCs w:val="21"/>
+              </w:rPr>
+            </w:pPr>
+            <w:r>
+              <w:rPr>
+                <w:rFonts w:ascii="Arial" w:hAnsi="Arial" w:cs="Arial" w:eastAsia="Arial"/>
                 <w:b/>
                 <w:bCs/>
                 <w:sz w:val="21"/>
@@ -718,7 +718,7 @@
           <w:p>
             <w:pPr>
               <w:rPr>
-                <w:rFonts w:ascii="Arial" w:hAnsi="Arial" w:cs="Arial"/>
+                <w:rFonts w:ascii="Arial" w:hAnsi="Arial" w:cs="Arial" w:eastAsia="Arial"/>
                 <w:sz w:val="21"/>
                 <w:szCs w:val="21"/>
               </w:rPr>
@@ -726,7 +726,7 @@
             <w:proofErr w:type="spellStart"/>
             <w:r>
               <w:rPr>
-                <w:rFonts w:ascii="Arial" w:hAnsi="Arial" w:cs="Arial"/>
+                <w:rFonts w:ascii="Arial" w:hAnsi="Arial" w:cs="Arial" w:eastAsia="Arial"/>
                 <w:sz w:val="21"/>
                 <w:szCs w:val="21"/>
               </w:rPr>
@@ -735,7 +735,7 @@
             <w:proofErr w:type="spellEnd"/>
             <w:r>
               <w:rPr>
-                <w:rFonts w:ascii="Arial" w:hAnsi="Arial" w:cs="Arial"/>
+                <w:rFonts w:ascii="Arial" w:hAnsi="Arial" w:cs="Arial" w:eastAsia="Arial"/>
                 <w:sz w:val="21"/>
                 <w:szCs w:val="21"/>
               </w:rPr>
@@ -762,16 +762,16 @@
             <w:pPr>
               <w:ind w:left="3"/>
               <w:rPr>
-                <w:rFonts w:ascii="Arial" w:hAnsi="Arial" w:cs="Arial"/>
-                <w:b/>
-                <w:bCs/>
-                <w:sz w:val="21"/>
-                <w:szCs w:val="21"/>
-              </w:rPr>
-            </w:pPr>
-            <w:r>
-              <w:rPr>
-                <w:rFonts w:ascii="Arial" w:hAnsi="Arial" w:cs="Arial"/>
+                <w:rFonts w:ascii="Arial" w:hAnsi="Arial" w:cs="Arial" w:eastAsia="Arial"/>
+                <w:b/>
+                <w:bCs/>
+                <w:sz w:val="21"/>
+                <w:szCs w:val="21"/>
+              </w:rPr>
+            </w:pPr>
+            <w:r>
+              <w:rPr>
+                <w:rFonts w:ascii="Arial" w:hAnsi="Arial" w:cs="Arial" w:eastAsia="Arial"/>
                 <w:b/>
                 <w:bCs/>
                 <w:sz w:val="21"/>
@@ -794,7 +794,7 @@
           <w:p>
             <w:pPr>
               <w:rPr>
-                <w:rFonts w:ascii="Arial" w:hAnsi="Arial" w:cs="Arial"/>
+                <w:rFonts w:ascii="Arial" w:hAnsi="Arial" w:cs="Arial" w:eastAsia="Arial"/>
                 <w:sz w:val="21"/>
                 <w:szCs w:val="21"/>
               </w:rPr>
@@ -802,7 +802,7 @@
             <w:proofErr w:type="spellStart"/>
             <w:r>
               <w:rPr>
-                <w:rFonts w:ascii="Arial" w:hAnsi="Arial" w:cs="Arial"/>
+                <w:rFonts w:ascii="Arial" w:hAnsi="Arial" w:cs="Arial" w:eastAsia="Arial"/>
                 <w:sz w:val="21"/>
                 <w:szCs w:val="21"/>
               </w:rPr>
@@ -811,7 +811,7 @@
             <w:proofErr w:type="spellEnd"/>
             <w:r>
               <w:rPr>
-                <w:rFonts w:ascii="Arial" w:hAnsi="Arial" w:cs="Arial"/>
+                <w:rFonts w:ascii="Arial" w:hAnsi="Arial" w:cs="Arial" w:eastAsia="Arial"/>
                 <w:sz w:val="21"/>
                 <w:szCs w:val="21"/>
               </w:rPr>
@@ -820,7 +820,7 @@
             <w:proofErr w:type="gramStart"/>
             <w:r>
               <w:rPr>
-                <w:rFonts w:ascii="Arial" w:hAnsi="Arial" w:cs="Arial"/>
+                <w:rFonts w:ascii="Arial" w:hAnsi="Arial" w:cs="Arial" w:eastAsia="Arial"/>
                 <w:sz w:val="21"/>
                 <w:szCs w:val="21"/>
               </w:rPr>
@@ -829,7 +829,7 @@
             <w:proofErr w:type="gramEnd"/>
             <w:r>
               <w:rPr>
-                <w:rFonts w:ascii="Arial" w:hAnsi="Arial" w:cs="Arial"/>
+                <w:rFonts w:ascii="Arial" w:hAnsi="Arial" w:cs="Arial" w:eastAsia="Arial"/>
                 <w:sz w:val="21"/>
                 <w:szCs w:val="21"/>
               </w:rPr>
@@ -856,16 +856,16 @@
             <w:pPr>
               <w:ind w:left="3"/>
               <w:rPr>
-                <w:rFonts w:ascii="Arial" w:hAnsi="Arial" w:cs="Arial"/>
-                <w:b/>
-                <w:bCs/>
-                <w:sz w:val="21"/>
-                <w:szCs w:val="21"/>
-              </w:rPr>
-            </w:pPr>
-            <w:r>
-              <w:rPr>
-                <w:rFonts w:ascii="Arial" w:hAnsi="Arial" w:cs="Arial"/>
+                <w:rFonts w:ascii="Arial" w:hAnsi="Arial" w:cs="Arial" w:eastAsia="Arial"/>
+                <w:b/>
+                <w:bCs/>
+                <w:sz w:val="21"/>
+                <w:szCs w:val="21"/>
+              </w:rPr>
+            </w:pPr>
+            <w:r>
+              <w:rPr>
+                <w:rFonts w:ascii="Arial" w:hAnsi="Arial" w:cs="Arial" w:eastAsia="Arial"/>
                 <w:b/>
                 <w:bCs/>
                 <w:sz w:val="21"/>
@@ -888,7 +888,7 @@
           <w:p>
             <w:pPr>
               <w:rPr>
-                <w:rFonts w:ascii="Arial" w:hAnsi="Arial" w:cs="Arial"/>
+                <w:rFonts w:ascii="Arial" w:hAnsi="Arial" w:cs="Arial" w:eastAsia="Arial"/>
                 <w:sz w:val="21"/>
                 <w:szCs w:val="21"/>
               </w:rPr>
@@ -896,7 +896,7 @@
             <w:proofErr w:type="spellStart"/>
             <w:r>
               <w:rPr>
-                <w:rFonts w:ascii="Arial" w:hAnsi="Arial" w:cs="Arial"/>
+                <w:rFonts w:ascii="Arial" w:hAnsi="Arial" w:cs="Arial" w:eastAsia="Arial"/>
                 <w:sz w:val="21"/>
                 <w:szCs w:val="21"/>
               </w:rPr>
@@ -905,7 +905,7 @@
             <w:proofErr w:type="spellEnd"/>
             <w:r>
               <w:rPr>
-                <w:rFonts w:ascii="Arial" w:hAnsi="Arial" w:cs="Arial"/>
+                <w:rFonts w:ascii="Arial" w:hAnsi="Arial" w:cs="Arial" w:eastAsia="Arial"/>
                 <w:sz w:val="21"/>
                 <w:szCs w:val="21"/>
               </w:rPr>
@@ -932,16 +932,16 @@
             <w:pPr>
               <w:ind w:left="3"/>
               <w:rPr>
-                <w:rFonts w:ascii="Arial" w:hAnsi="Arial" w:cs="Arial"/>
-                <w:b/>
-                <w:bCs/>
-                <w:sz w:val="21"/>
-                <w:szCs w:val="21"/>
-              </w:rPr>
-            </w:pPr>
-            <w:r>
-              <w:rPr>
-                <w:rFonts w:ascii="Arial" w:hAnsi="Arial" w:cs="Arial"/>
+                <w:rFonts w:ascii="Arial" w:hAnsi="Arial" w:cs="Arial" w:eastAsia="Arial"/>
+                <w:b/>
+                <w:bCs/>
+                <w:sz w:val="21"/>
+                <w:szCs w:val="21"/>
+              </w:rPr>
+            </w:pPr>
+            <w:r>
+              <w:rPr>
+                <w:rFonts w:ascii="Arial" w:hAnsi="Arial" w:cs="Arial" w:eastAsia="Arial"/>
                 <w:b/>
                 <w:bCs/>
                 <w:sz w:val="21"/>
@@ -964,14 +964,14 @@
           <w:p>
             <w:pPr>
               <w:rPr>
-                <w:rFonts w:ascii="Arial" w:hAnsi="Arial" w:cs="Arial"/>
-                <w:sz w:val="21"/>
-                <w:szCs w:val="21"/>
-              </w:rPr>
-            </w:pPr>
-            <w:r>
-              <w:rPr>
-                <w:rFonts w:ascii="Arial" w:hAnsi="Arial" w:cs="Arial"/>
+                <w:rFonts w:ascii="Arial" w:hAnsi="Arial" w:cs="Arial" w:eastAsia="Arial"/>
+                <w:sz w:val="21"/>
+                <w:szCs w:val="21"/>
+              </w:rPr>
+            </w:pPr>
+            <w:r>
+              <w:rPr>
+                <w:rFonts w:ascii="Arial" w:hAnsi="Arial" w:cs="Arial" w:eastAsia="Arial"/>
                 <w:sz w:val="21"/>
                 <w:szCs w:val="21"/>
               </w:rPr>
@@ -998,16 +998,16 @@
             <w:pPr>
               <w:ind w:left="3"/>
               <w:rPr>
-                <w:rFonts w:ascii="Arial" w:hAnsi="Arial" w:cs="Arial"/>
-                <w:b/>
-                <w:bCs/>
-                <w:sz w:val="21"/>
-                <w:szCs w:val="21"/>
-              </w:rPr>
-            </w:pPr>
-            <w:r>
-              <w:rPr>
-                <w:rFonts w:ascii="Arial" w:hAnsi="Arial" w:cs="Arial"/>
+                <w:rFonts w:ascii="Arial" w:hAnsi="Arial" w:cs="Arial" w:eastAsia="Arial"/>
+                <w:b/>
+                <w:bCs/>
+                <w:sz w:val="21"/>
+                <w:szCs w:val="21"/>
+              </w:rPr>
+            </w:pPr>
+            <w:r>
+              <w:rPr>
+                <w:rFonts w:ascii="Arial" w:hAnsi="Arial" w:cs="Arial" w:eastAsia="Arial"/>
                 <w:b/>
                 <w:bCs/>
                 <w:sz w:val="21"/>
@@ -1031,14 +1031,14 @@
             <w:pPr>
               <w:spacing w:line="240" w:lineRule="auto"/>
               <w:rPr>
-                <w:rFonts w:ascii="Arial" w:eastAsia="Times New Roman" w:hAnsi="Arial" w:cs="Arial"/>
-                <w:sz w:val="21"/>
-                <w:szCs w:val="21"/>
-              </w:rPr>
-            </w:pPr>
-            <w:r>
-              <w:rPr>
-                <w:rFonts w:ascii="Arial" w:hAnsi="Arial" w:cs="Arial"/>
+                <w:rFonts w:ascii="Arial" w:hAnsi="Arial" w:cs="Arial" w:eastAsia="Arial"/>
+                <w:sz w:val="21"/>
+                <w:szCs w:val="21"/>
+              </w:rPr>
+            </w:pPr>
+            <w:r>
+              <w:rPr>
+                <w:rFonts w:ascii="Arial" w:hAnsi="Arial" w:cs="Arial" w:eastAsia="Arial"/>
                 <w:sz w:val="21"/>
                 <w:szCs w:val="21"/>
               </w:rPr>
@@ -1048,7 +1048,7 @@
           <w:p>
             <w:pPr>
               <w:rPr>
-                <w:rFonts w:ascii="Arial" w:hAnsi="Arial" w:cs="Arial"/>
+                <w:rFonts w:ascii="Arial" w:hAnsi="Arial" w:cs="Arial" w:eastAsia="Arial"/>
                 <w:sz w:val="21"/>
                 <w:szCs w:val="21"/>
               </w:rPr>
@@ -1074,16 +1074,16 @@
             <w:pPr>
               <w:ind w:left="3"/>
               <w:rPr>
-                <w:rFonts w:ascii="Arial" w:hAnsi="Arial" w:cs="Arial"/>
-                <w:b/>
-                <w:bCs/>
-                <w:sz w:val="21"/>
-                <w:szCs w:val="21"/>
-              </w:rPr>
-            </w:pPr>
-            <w:r>
-              <w:rPr>
-                <w:rFonts w:ascii="Arial" w:hAnsi="Arial" w:cs="Arial"/>
+                <w:rFonts w:ascii="Arial" w:hAnsi="Arial" w:cs="Arial" w:eastAsia="Arial"/>
+                <w:b/>
+                <w:bCs/>
+                <w:sz w:val="21"/>
+                <w:szCs w:val="21"/>
+              </w:rPr>
+            </w:pPr>
+            <w:r>
+              <w:rPr>
+                <w:rFonts w:ascii="Arial" w:hAnsi="Arial" w:cs="Arial" w:eastAsia="Arial"/>
                 <w:b/>
                 <w:bCs/>
                 <w:sz w:val="21"/>
@@ -1107,14 +1107,14 @@
             <w:pPr>
               <w:spacing w:line="240" w:lineRule="auto"/>
               <w:rPr>
-                <w:rFonts w:ascii="Arial" w:hAnsi="Arial" w:cs="Arial"/>
-                <w:sz w:val="21"/>
-                <w:szCs w:val="21"/>
-              </w:rPr>
-            </w:pPr>
-            <w:r>
-              <w:rPr>
-                <w:rFonts w:ascii="Arial" w:hAnsi="Arial" w:cs="Arial"/>
+                <w:rFonts w:ascii="Arial" w:hAnsi="Arial" w:cs="Arial" w:eastAsia="Arial"/>
+                <w:sz w:val="21"/>
+                <w:szCs w:val="21"/>
+              </w:rPr>
+            </w:pPr>
+            <w:r>
+              <w:rPr>
+                <w:rFonts w:ascii="Arial" w:hAnsi="Arial" w:cs="Arial" w:eastAsia="Arial"/>
                 <w:sz w:val="21"/>
                 <w:szCs w:val="21"/>
               </w:rPr>
@@ -1140,16 +1140,16 @@
           <w:p>
             <w:pPr>
               <w:rPr>
-                <w:rFonts w:ascii="Arial" w:hAnsi="Arial" w:cs="Arial"/>
-                <w:b/>
-                <w:bCs/>
-                <w:sz w:val="21"/>
-                <w:szCs w:val="21"/>
-              </w:rPr>
-            </w:pPr>
-            <w:r>
-              <w:rPr>
-                <w:rFonts w:ascii="Arial" w:hAnsi="Arial" w:cs="Arial"/>
+                <w:rFonts w:ascii="Arial" w:hAnsi="Arial" w:cs="Arial" w:eastAsia="Arial"/>
+                <w:b/>
+                <w:bCs/>
+                <w:sz w:val="21"/>
+                <w:szCs w:val="21"/>
+              </w:rPr>
+            </w:pPr>
+            <w:r>
+              <w:rPr>
+                <w:rFonts w:ascii="Arial" w:hAnsi="Arial" w:cs="Arial" w:eastAsia="Arial"/>
                 <w:b/>
                 <w:bCs/>
                 <w:sz w:val="21"/>
@@ -1173,14 +1173,14 @@
             <w:pPr>
               <w:spacing w:line="240" w:lineRule="auto"/>
               <w:rPr>
-                <w:rFonts w:ascii="Arial" w:hAnsi="Arial" w:cs="Arial"/>
-                <w:sz w:val="21"/>
-                <w:szCs w:val="21"/>
-              </w:rPr>
-            </w:pPr>
-            <w:r>
-              <w:rPr>
-                <w:rFonts w:ascii="Arial" w:hAnsi="Arial" w:cs="Arial"/>
+                <w:rFonts w:ascii="Arial" w:hAnsi="Arial" w:cs="Arial" w:eastAsia="Arial"/>
+                <w:sz w:val="21"/>
+                <w:szCs w:val="21"/>
+              </w:rPr>
+            </w:pPr>
+            <w:r>
+              <w:rPr>
+                <w:rFonts w:ascii="Arial" w:hAnsi="Arial" w:cs="Arial" w:eastAsia="Arial"/>
                 <w:sz w:val="21"/>
                 <w:szCs w:val="21"/>
               </w:rPr>
@@ -1207,16 +1207,16 @@
             <w:pPr>
               <w:ind w:left="3"/>
               <w:rPr>
-                <w:rFonts w:ascii="Arial" w:hAnsi="Arial" w:cs="Arial"/>
-                <w:b/>
-                <w:bCs/>
-                <w:sz w:val="21"/>
-                <w:szCs w:val="21"/>
-              </w:rPr>
-            </w:pPr>
-            <w:r>
-              <w:rPr>
-                <w:rFonts w:ascii="Arial" w:hAnsi="Arial" w:cs="Arial"/>
+                <w:rFonts w:ascii="Arial" w:hAnsi="Arial" w:cs="Arial" w:eastAsia="Arial"/>
+                <w:b/>
+                <w:bCs/>
+                <w:sz w:val="21"/>
+                <w:szCs w:val="21"/>
+              </w:rPr>
+            </w:pPr>
+            <w:r>
+              <w:rPr>
+                <w:rFonts w:ascii="Arial" w:hAnsi="Arial" w:cs="Arial" w:eastAsia="Arial"/>
                 <w:b/>
                 <w:bCs/>
                 <w:sz w:val="21"/>
@@ -1240,14 +1240,14 @@
             <w:pPr>
               <w:spacing w:line="240" w:lineRule="auto"/>
               <w:rPr>
-                <w:rFonts w:ascii="Arial" w:hAnsi="Arial" w:cs="Arial"/>
-                <w:sz w:val="21"/>
-                <w:szCs w:val="21"/>
-              </w:rPr>
-            </w:pPr>
-            <w:r>
-              <w:rPr>
-                <w:rFonts w:ascii="Arial" w:hAnsi="Arial" w:cs="Arial"/>
+                <w:rFonts w:ascii="Arial" w:hAnsi="Arial" w:cs="Arial" w:eastAsia="Arial"/>
+                <w:sz w:val="21"/>
+                <w:szCs w:val="21"/>
+              </w:rPr>
+            </w:pPr>
+            <w:r>
+              <w:rPr>
+                <w:rFonts w:ascii="Arial" w:hAnsi="Arial" w:cs="Arial" w:eastAsia="Arial"/>
                 <w:sz w:val="21"/>
                 <w:szCs w:val="21"/>
               </w:rPr>
@@ -1255,7 +1255,7 @@
             </w:r>
             <w:r>
               <w:rPr>
-                <w:rFonts w:ascii="Arial" w:hAnsi="Arial" w:cs="Arial"/>
+                <w:rFonts w:ascii="Arial" w:hAnsi="Arial" w:cs="Arial" w:eastAsia="Arial"/>
                 <w:sz w:val="21"/>
                 <w:szCs w:val="21"/>
               </w:rPr>
@@ -1282,16 +1282,16 @@
             <w:pPr>
               <w:ind w:left="3"/>
               <w:rPr>
-                <w:rFonts w:ascii="Arial" w:hAnsi="Arial" w:cs="Arial"/>
-                <w:b/>
-                <w:bCs/>
-                <w:sz w:val="21"/>
-                <w:szCs w:val="21"/>
-              </w:rPr>
-            </w:pPr>
-            <w:r>
-              <w:rPr>
-                <w:rFonts w:ascii="Arial" w:hAnsi="Arial" w:cs="Arial"/>
+                <w:rFonts w:ascii="Arial" w:hAnsi="Arial" w:cs="Arial" w:eastAsia="Arial"/>
+                <w:b/>
+                <w:bCs/>
+                <w:sz w:val="21"/>
+                <w:szCs w:val="21"/>
+              </w:rPr>
+            </w:pPr>
+            <w:r>
+              <w:rPr>
+                <w:rFonts w:ascii="Arial" w:hAnsi="Arial" w:cs="Arial" w:eastAsia="Arial"/>
                 <w:b/>
                 <w:bCs/>
                 <w:sz w:val="21"/>
@@ -1315,14 +1315,14 @@
             <w:pPr>
               <w:spacing w:line="240" w:lineRule="auto"/>
               <w:rPr>
-                <w:rFonts w:ascii="Arial" w:hAnsi="Arial" w:cs="Arial"/>
-                <w:sz w:val="21"/>
-                <w:szCs w:val="21"/>
-              </w:rPr>
-            </w:pPr>
-            <w:r>
-              <w:rPr>
-                <w:rFonts w:ascii="Arial" w:hAnsi="Arial" w:cs="Arial"/>
+                <w:rFonts w:ascii="Arial" w:hAnsi="Arial" w:cs="Arial" w:eastAsia="Arial"/>
+                <w:sz w:val="21"/>
+                <w:szCs w:val="21"/>
+              </w:rPr>
+            </w:pPr>
+            <w:r>
+              <w:rPr>
+                <w:rFonts w:ascii="Arial" w:hAnsi="Arial" w:cs="Arial" w:eastAsia="Arial"/>
                 <w:sz w:val="21"/>
                 <w:szCs w:val="21"/>
               </w:rPr>
@@ -1374,14 +1374,14 @@
               <w:ind w:left="52"/>
               <w:jc w:val="center"/>
               <w:rPr>
-                <w:rFonts w:ascii="Arial" w:hAnsi="Arial" w:cs="Arial"/>
-                <w:sz w:val="21"/>
-                <w:szCs w:val="21"/>
-              </w:rPr>
-            </w:pPr>
-            <w:r>
-              <w:rPr>
-                <w:rFonts w:ascii="Arial" w:eastAsia="Arial" w:hAnsi="Arial" w:cs="Arial"/>
+                <w:rFonts w:ascii="Arial" w:hAnsi="Arial" w:cs="Arial" w:eastAsia="Arial"/>
+                <w:sz w:val="21"/>
+                <w:szCs w:val="21"/>
+              </w:rPr>
+            </w:pPr>
+            <w:r>
+              <w:rPr>
+                <w:rFonts w:ascii="Arial" w:hAnsi="Arial" w:cs="Arial" w:eastAsia="Arial"/>
                 <w:b/>
                 <w:sz w:val="21"/>
                 <w:szCs w:val="21"/>
@@ -1391,7 +1391,7 @@
             </w:r>
             <w:r>
               <w:rPr>
-                <w:rFonts w:ascii="Arial" w:eastAsia="Arial" w:hAnsi="Arial" w:cs="Arial"/>
+                <w:rFonts w:ascii="Arial" w:hAnsi="Arial" w:cs="Arial" w:eastAsia="Arial"/>
                 <w:b/>
                 <w:sz w:val="21"/>
                 <w:szCs w:val="21"/>
@@ -1400,7 +1400,7 @@
             </w:r>
             <w:r>
               <w:rPr>
-                <w:rFonts w:ascii="Arial" w:eastAsia="Arial" w:hAnsi="Arial" w:cs="Arial"/>
+                <w:rFonts w:ascii="Arial" w:hAnsi="Arial" w:cs="Arial" w:eastAsia="Arial"/>
                 <w:b/>
                 <w:sz w:val="21"/>
                 <w:szCs w:val="21"/>
@@ -1409,7 +1409,7 @@
             </w:r>
             <w:r>
               <w:rPr>
-                <w:rFonts w:ascii="Arial" w:eastAsia="Arial" w:hAnsi="Arial" w:cs="Arial"/>
+                <w:rFonts w:ascii="Arial" w:hAnsi="Arial" w:cs="Arial" w:eastAsia="Arial"/>
                 <w:b/>
                 <w:sz w:val="21"/>
                 <w:szCs w:val="21"/>
@@ -1418,7 +1418,7 @@
             </w:r>
             <w:r>
               <w:rPr>
-                <w:rFonts w:ascii="Arial" w:eastAsia="Arial" w:hAnsi="Arial" w:cs="Arial"/>
+                <w:rFonts w:ascii="Arial" w:hAnsi="Arial" w:cs="Arial" w:eastAsia="Arial"/>
                 <w:b/>
                 <w:sz w:val="21"/>
                 <w:szCs w:val="21"/>
@@ -1427,7 +1427,7 @@
             </w:r>
             <w:r>
               <w:rPr>
-                <w:rFonts w:ascii="Arial" w:eastAsia="Arial" w:hAnsi="Arial" w:cs="Arial"/>
+                <w:rFonts w:ascii="Arial" w:hAnsi="Arial" w:cs="Arial" w:eastAsia="Arial"/>
                 <w:b/>
                 <w:sz w:val="21"/>
                 <w:szCs w:val="21"/>
@@ -1436,7 +1436,7 @@
             </w:r>
             <w:r>
               <w:rPr>
-                <w:rFonts w:ascii="Arial" w:eastAsia="Arial" w:hAnsi="Arial" w:cs="Arial"/>
+                <w:rFonts w:ascii="Arial" w:hAnsi="Arial" w:cs="Arial" w:eastAsia="Arial"/>
                 <w:b/>
                 <w:sz w:val="21"/>
                 <w:szCs w:val="21"/>
@@ -1464,16 +1464,16 @@
             <w:pPr>
               <w:ind w:left="3"/>
               <w:rPr>
-                <w:rFonts w:ascii="Arial" w:hAnsi="Arial" w:cs="Arial"/>
-                <w:b/>
-                <w:bCs/>
-                <w:sz w:val="21"/>
-                <w:szCs w:val="21"/>
-              </w:rPr>
-            </w:pPr>
-            <w:r>
-              <w:rPr>
-                <w:rFonts w:ascii="Arial" w:hAnsi="Arial" w:cs="Arial"/>
+                <w:rFonts w:ascii="Arial" w:hAnsi="Arial" w:cs="Arial" w:eastAsia="Arial"/>
+                <w:b/>
+                <w:bCs/>
+                <w:sz w:val="21"/>
+                <w:szCs w:val="21"/>
+              </w:rPr>
+            </w:pPr>
+            <w:r>
+              <w:rPr>
+                <w:rFonts w:ascii="Arial" w:hAnsi="Arial" w:cs="Arial" w:eastAsia="Arial"/>
                 <w:b/>
                 <w:bCs/>
                 <w:sz w:val="21"/>
@@ -1496,14 +1496,14 @@
           <w:p>
             <w:pPr>
               <w:rPr>
-                <w:rFonts w:ascii="Arial" w:hAnsi="Arial" w:cs="Arial"/>
-                <w:sz w:val="21"/>
-                <w:szCs w:val="21"/>
-              </w:rPr>
-            </w:pPr>
-            <w:r>
-              <w:rPr>
-                <w:rFonts w:ascii="Arial" w:hAnsi="Arial" w:cs="Arial"/>
+                <w:rFonts w:ascii="Arial" w:hAnsi="Arial" w:cs="Arial" w:eastAsia="Arial"/>
+                <w:sz w:val="21"/>
+                <w:szCs w:val="21"/>
+              </w:rPr>
+            </w:pPr>
+            <w:r>
+              <w:rPr>
+                <w:rFonts w:ascii="Arial" w:hAnsi="Arial" w:cs="Arial" w:eastAsia="Arial"/>
                 <w:sz w:val="21"/>
                 <w:szCs w:val="21"/>
               </w:rPr>
@@ -1511,7 +1511,7 @@
             </w:r>
             <w:r>
               <w:rPr>
-                <w:rFonts w:ascii="Arial" w:hAnsi="Arial" w:cs="Arial"/>
+                <w:rFonts w:ascii="Arial" w:hAnsi="Arial" w:cs="Arial" w:eastAsia="Arial"/>
                 <w:sz w:val="21"/>
                 <w:szCs w:val="21"/>
               </w:rPr>
@@ -1538,16 +1538,16 @@
             <w:pPr>
               <w:ind w:left="3"/>
               <w:rPr>
-                <w:rFonts w:ascii="Arial" w:hAnsi="Arial" w:cs="Arial"/>
-                <w:b/>
-                <w:bCs/>
-                <w:sz w:val="21"/>
-                <w:szCs w:val="21"/>
-              </w:rPr>
-            </w:pPr>
-            <w:r>
-              <w:rPr>
-                <w:rFonts w:ascii="Arial" w:hAnsi="Arial" w:cs="Arial"/>
+                <w:rFonts w:ascii="Arial" w:hAnsi="Arial" w:cs="Arial" w:eastAsia="Arial"/>
+                <w:b/>
+                <w:bCs/>
+                <w:sz w:val="21"/>
+                <w:szCs w:val="21"/>
+              </w:rPr>
+            </w:pPr>
+            <w:r>
+              <w:rPr>
+                <w:rFonts w:ascii="Arial" w:hAnsi="Arial" w:cs="Arial" w:eastAsia="Arial"/>
                 <w:b/>
                 <w:bCs/>
                 <w:sz w:val="21"/>
@@ -1571,14 +1571,14 @@
             <w:pPr>
               <w:spacing w:line="240" w:lineRule="auto"/>
               <w:rPr>
-                <w:rFonts w:ascii="Arial" w:eastAsia="Times New Roman" w:hAnsi="Arial" w:cs="Arial"/>
-                <w:sz w:val="21"/>
-                <w:szCs w:val="21"/>
-              </w:rPr>
-            </w:pPr>
-            <w:r>
-              <w:rPr>
-                <w:rFonts w:ascii="Arial" w:hAnsi="Arial" w:cs="Arial"/>
+                <w:rFonts w:ascii="Arial" w:hAnsi="Arial" w:cs="Arial" w:eastAsia="Arial"/>
+                <w:sz w:val="21"/>
+                <w:szCs w:val="21"/>
+              </w:rPr>
+            </w:pPr>
+            <w:r>
+              <w:rPr>
+                <w:rFonts w:ascii="Arial" w:hAnsi="Arial" w:cs="Arial" w:eastAsia="Arial"/>
                 <w:sz w:val="21"/>
                 <w:szCs w:val="21"/>
               </w:rPr>
@@ -1588,7 +1588,7 @@
           <w:p>
             <w:pPr>
               <w:rPr>
-                <w:rFonts w:ascii="Arial" w:hAnsi="Arial" w:cs="Arial"/>
+                <w:rFonts w:ascii="Arial" w:hAnsi="Arial" w:cs="Arial" w:eastAsia="Arial"/>
                 <w:sz w:val="21"/>
                 <w:szCs w:val="21"/>
               </w:rPr>
@@ -1614,16 +1614,16 @@
             <w:pPr>
               <w:ind w:left="3"/>
               <w:rPr>
-                <w:rFonts w:ascii="Arial" w:hAnsi="Arial" w:cs="Arial"/>
-                <w:b/>
-                <w:bCs/>
-                <w:sz w:val="21"/>
-                <w:szCs w:val="21"/>
-              </w:rPr>
-            </w:pPr>
-            <w:r>
-              <w:rPr>
-                <w:rFonts w:ascii="Arial" w:hAnsi="Arial" w:cs="Arial"/>
+                <w:rFonts w:ascii="Arial" w:hAnsi="Arial" w:cs="Arial" w:eastAsia="Arial"/>
+                <w:b/>
+                <w:bCs/>
+                <w:sz w:val="21"/>
+                <w:szCs w:val="21"/>
+              </w:rPr>
+            </w:pPr>
+            <w:r>
+              <w:rPr>
+                <w:rFonts w:ascii="Arial" w:hAnsi="Arial" w:cs="Arial" w:eastAsia="Arial"/>
                 <w:b/>
                 <w:bCs/>
                 <w:sz w:val="21"/>
@@ -1646,14 +1646,14 @@
           <w:p>
             <w:pPr>
               <w:rPr>
-                <w:rFonts w:ascii="Arial" w:hAnsi="Arial" w:cs="Arial"/>
-                <w:sz w:val="21"/>
-                <w:szCs w:val="21"/>
-              </w:rPr>
-            </w:pPr>
-            <w:r>
-              <w:rPr>
-                <w:rFonts w:ascii="Arial" w:hAnsi="Arial" w:cs="Arial"/>
+                <w:rFonts w:ascii="Arial" w:hAnsi="Arial" w:cs="Arial" w:eastAsia="Arial"/>
+                <w:sz w:val="21"/>
+                <w:szCs w:val="21"/>
+              </w:rPr>
+            </w:pPr>
+            <w:r>
+              <w:rPr>
+                <w:rFonts w:ascii="Arial" w:hAnsi="Arial" w:cs="Arial" w:eastAsia="Arial"/>
                 <w:sz w:val="21"/>
                 <w:szCs w:val="21"/>
               </w:rPr>
@@ -1662,7 +1662,7 @@
             <w:proofErr w:type="spellStart"/>
             <w:r>
               <w:rPr>
-                <w:rFonts w:ascii="Arial" w:hAnsi="Arial" w:cs="Arial"/>
+                <w:rFonts w:ascii="Arial" w:hAnsi="Arial" w:cs="Arial" w:eastAsia="Arial"/>
                 <w:sz w:val="21"/>
                 <w:szCs w:val="21"/>
               </w:rPr>
@@ -1671,7 +1671,7 @@
             <w:proofErr w:type="spellEnd"/>
             <w:r>
               <w:rPr>
-                <w:rFonts w:ascii="Arial" w:hAnsi="Arial" w:cs="Arial"/>
+                <w:rFonts w:ascii="Arial" w:hAnsi="Arial" w:cs="Arial" w:eastAsia="Arial"/>
                 <w:sz w:val="21"/>
                 <w:szCs w:val="21"/>
               </w:rPr>
@@ -1698,16 +1698,16 @@
             <w:pPr>
               <w:ind w:left="3"/>
               <w:rPr>
-                <w:rFonts w:ascii="Arial" w:hAnsi="Arial" w:cs="Arial"/>
-                <w:b/>
-                <w:bCs/>
-                <w:sz w:val="21"/>
-                <w:szCs w:val="21"/>
-              </w:rPr>
-            </w:pPr>
-            <w:r>
-              <w:rPr>
-                <w:rFonts w:ascii="Arial" w:hAnsi="Arial" w:cs="Arial"/>
+                <w:rFonts w:ascii="Arial" w:hAnsi="Arial" w:cs="Arial" w:eastAsia="Arial"/>
+                <w:b/>
+                <w:bCs/>
+                <w:sz w:val="21"/>
+                <w:szCs w:val="21"/>
+              </w:rPr>
+            </w:pPr>
+            <w:r>
+              <w:rPr>
+                <w:rFonts w:ascii="Arial" w:hAnsi="Arial" w:cs="Arial" w:eastAsia="Arial"/>
                 <w:b/>
                 <w:bCs/>
                 <w:sz w:val="21"/>
@@ -1730,14 +1730,14 @@
           <w:p>
             <w:pPr>
               <w:rPr>
-                <w:rFonts w:ascii="Arial" w:hAnsi="Arial" w:cs="Arial"/>
-                <w:sz w:val="21"/>
-                <w:szCs w:val="21"/>
-              </w:rPr>
-            </w:pPr>
-            <w:r>
-              <w:rPr>
-                <w:rFonts w:ascii="Arial" w:hAnsi="Arial" w:cs="Arial"/>
+                <w:rFonts w:ascii="Arial" w:hAnsi="Arial" w:cs="Arial" w:eastAsia="Arial"/>
+                <w:sz w:val="21"/>
+                <w:szCs w:val="21"/>
+              </w:rPr>
+            </w:pPr>
+            <w:r>
+              <w:rPr>
+                <w:rFonts w:ascii="Arial" w:hAnsi="Arial" w:cs="Arial" w:eastAsia="Arial"/>
                 <w:sz w:val="21"/>
                 <w:szCs w:val="21"/>
               </w:rPr>
@@ -1764,16 +1764,16 @@
             <w:pPr>
               <w:ind w:left="3"/>
               <w:rPr>
-                <w:rFonts w:ascii="Arial" w:hAnsi="Arial" w:cs="Arial"/>
-                <w:b/>
-                <w:bCs/>
-                <w:sz w:val="21"/>
-                <w:szCs w:val="21"/>
-              </w:rPr>
-            </w:pPr>
-            <w:r>
-              <w:rPr>
-                <w:rFonts w:ascii="Arial" w:hAnsi="Arial" w:cs="Arial"/>
+                <w:rFonts w:ascii="Arial" w:hAnsi="Arial" w:cs="Arial" w:eastAsia="Arial"/>
+                <w:b/>
+                <w:bCs/>
+                <w:sz w:val="21"/>
+                <w:szCs w:val="21"/>
+              </w:rPr>
+            </w:pPr>
+            <w:r>
+              <w:rPr>
+                <w:rFonts w:ascii="Arial" w:hAnsi="Arial" w:cs="Arial" w:eastAsia="Arial"/>
                 <w:b/>
                 <w:bCs/>
                 <w:sz w:val="21"/>
@@ -1796,14 +1796,14 @@
           <w:p>
             <w:pPr>
               <w:rPr>
-                <w:rFonts w:ascii="Arial" w:hAnsi="Arial" w:cs="Arial"/>
-                <w:sz w:val="21"/>
-                <w:szCs w:val="21"/>
-              </w:rPr>
-            </w:pPr>
-            <w:r>
-              <w:rPr>
-                <w:rFonts w:ascii="Arial" w:hAnsi="Arial" w:cs="Arial"/>
+                <w:rFonts w:ascii="Arial" w:hAnsi="Arial" w:cs="Arial" w:eastAsia="Arial"/>
+                <w:sz w:val="21"/>
+                <w:szCs w:val="21"/>
+              </w:rPr>
+            </w:pPr>
+            <w:r>
+              <w:rPr>
+                <w:rFonts w:ascii="Arial" w:hAnsi="Arial" w:cs="Arial" w:eastAsia="Arial"/>
                 <w:sz w:val="21"/>
                 <w:szCs w:val="21"/>
               </w:rPr>
@@ -1830,16 +1830,16 @@
             <w:pPr>
               <w:ind w:left="3"/>
               <w:rPr>
-                <w:rFonts w:ascii="Arial" w:hAnsi="Arial" w:cs="Arial"/>
-                <w:b/>
-                <w:bCs/>
-                <w:sz w:val="21"/>
-                <w:szCs w:val="21"/>
-              </w:rPr>
-            </w:pPr>
-            <w:r>
-              <w:rPr>
-                <w:rFonts w:ascii="Arial" w:hAnsi="Arial" w:cs="Arial"/>
+                <w:rFonts w:ascii="Arial" w:hAnsi="Arial" w:cs="Arial" w:eastAsia="Arial"/>
+                <w:b/>
+                <w:bCs/>
+                <w:sz w:val="21"/>
+                <w:szCs w:val="21"/>
+              </w:rPr>
+            </w:pPr>
+            <w:r>
+              <w:rPr>
+                <w:rFonts w:ascii="Arial" w:hAnsi="Arial" w:cs="Arial" w:eastAsia="Arial"/>
                 <w:b/>
                 <w:bCs/>
                 <w:sz w:val="21"/>
@@ -1862,7 +1862,7 @@
           <w:p>
             <w:pPr>
               <w:rPr>
-                <w:rFonts w:ascii="Arial" w:hAnsi="Arial" w:cs="Arial"/>
+                <w:rFonts w:ascii="Arial" w:hAnsi="Arial" w:cs="Arial" w:eastAsia="Arial"/>
                 <w:sz w:val="21"/>
                 <w:szCs w:val="21"/>
               </w:rPr>
@@ -1870,7 +1870,7 @@
             <w:proofErr w:type="spellStart"/>
             <w:r>
               <w:rPr>
-                <w:rFonts w:ascii="Arial" w:hAnsi="Arial" w:cs="Arial"/>
+                <w:rFonts w:ascii="Arial" w:hAnsi="Arial" w:cs="Arial" w:eastAsia="Arial"/>
                 <w:sz w:val="21"/>
                 <w:szCs w:val="21"/>
               </w:rPr>
@@ -1879,7 +1879,7 @@
             <w:proofErr w:type="spellEnd"/>
             <w:r>
               <w:rPr>
-                <w:rFonts w:ascii="Arial" w:hAnsi="Arial" w:cs="Arial"/>
+                <w:rFonts w:ascii="Arial" w:hAnsi="Arial" w:cs="Arial" w:eastAsia="Arial"/>
                 <w:sz w:val="21"/>
                 <w:szCs w:val="21"/>
               </w:rPr>
@@ -1906,16 +1906,16 @@
             <w:pPr>
               <w:ind w:left="3"/>
               <w:rPr>
-                <w:rFonts w:ascii="Arial" w:hAnsi="Arial" w:cs="Arial"/>
-                <w:b/>
-                <w:bCs/>
-                <w:sz w:val="21"/>
-                <w:szCs w:val="21"/>
-              </w:rPr>
-            </w:pPr>
-            <w:r>
-              <w:rPr>
-                <w:rFonts w:ascii="Arial" w:hAnsi="Arial" w:cs="Arial"/>
+                <w:rFonts w:ascii="Arial" w:hAnsi="Arial" w:cs="Arial" w:eastAsia="Arial"/>
+                <w:b/>
+                <w:bCs/>
+                <w:sz w:val="21"/>
+                <w:szCs w:val="21"/>
+              </w:rPr>
+            </w:pPr>
+            <w:r>
+              <w:rPr>
+                <w:rFonts w:ascii="Arial" w:hAnsi="Arial" w:cs="Arial" w:eastAsia="Arial"/>
                 <w:b/>
                 <w:bCs/>
                 <w:sz w:val="21"/>
@@ -1938,7 +1938,7 @@
           <w:p>
             <w:pPr>
               <w:rPr>
-                <w:rFonts w:ascii="Arial" w:hAnsi="Arial" w:cs="Arial"/>
+                <w:rFonts w:ascii="Arial" w:hAnsi="Arial" w:cs="Arial" w:eastAsia="Arial"/>
                 <w:sz w:val="21"/>
                 <w:szCs w:val="21"/>
               </w:rPr>
@@ -1946,7 +1946,7 @@
             <w:proofErr w:type="spellStart"/>
             <w:r>
               <w:rPr>
-                <w:rFonts w:ascii="Arial" w:hAnsi="Arial" w:cs="Arial"/>
+                <w:rFonts w:ascii="Arial" w:hAnsi="Arial" w:cs="Arial" w:eastAsia="Arial"/>
                 <w:sz w:val="21"/>
                 <w:szCs w:val="21"/>
               </w:rPr>
@@ -1955,7 +1955,7 @@
             <w:proofErr w:type="spellEnd"/>
             <w:r>
               <w:rPr>
-                <w:rFonts w:ascii="Arial" w:hAnsi="Arial" w:cs="Arial"/>
+                <w:rFonts w:ascii="Arial" w:hAnsi="Arial" w:cs="Arial" w:eastAsia="Arial"/>
                 <w:sz w:val="21"/>
                 <w:szCs w:val="21"/>
               </w:rPr>
@@ -1982,16 +1982,16 @@
             <w:pPr>
               <w:ind w:left="3"/>
               <w:rPr>
-                <w:rFonts w:ascii="Arial" w:hAnsi="Arial" w:cs="Arial"/>
-                <w:b/>
-                <w:bCs/>
-                <w:sz w:val="21"/>
-                <w:szCs w:val="21"/>
-              </w:rPr>
-            </w:pPr>
-            <w:r>
-              <w:rPr>
-                <w:rFonts w:ascii="Arial" w:hAnsi="Arial" w:cs="Arial"/>
+                <w:rFonts w:ascii="Arial" w:hAnsi="Arial" w:cs="Arial" w:eastAsia="Arial"/>
+                <w:b/>
+                <w:bCs/>
+                <w:sz w:val="21"/>
+                <w:szCs w:val="21"/>
+              </w:rPr>
+            </w:pPr>
+            <w:r>
+              <w:rPr>
+                <w:rFonts w:ascii="Arial" w:hAnsi="Arial" w:cs="Arial" w:eastAsia="Arial"/>
                 <w:b/>
                 <w:bCs/>
                 <w:sz w:val="21"/>
@@ -2014,7 +2014,7 @@
           <w:p>
             <w:pPr>
               <w:rPr>
-                <w:rFonts w:ascii="Arial" w:hAnsi="Arial" w:cs="Arial"/>
+                <w:rFonts w:ascii="Arial" w:hAnsi="Arial" w:cs="Arial" w:eastAsia="Arial"/>
                 <w:sz w:val="21"/>
                 <w:szCs w:val="21"/>
               </w:rPr>
@@ -2022,7 +2022,7 @@
             <w:proofErr w:type="spellStart"/>
             <w:r>
               <w:rPr>
-                <w:rFonts w:ascii="Arial" w:hAnsi="Arial" w:cs="Arial"/>
+                <w:rFonts w:ascii="Arial" w:hAnsi="Arial" w:cs="Arial" w:eastAsia="Arial"/>
                 <w:sz w:val="21"/>
                 <w:szCs w:val="21"/>
               </w:rPr>
@@ -2031,7 +2031,7 @@
             <w:proofErr w:type="spellEnd"/>
             <w:r>
               <w:rPr>
-                <w:rFonts w:ascii="Arial" w:hAnsi="Arial" w:cs="Arial"/>
+                <w:rFonts w:ascii="Arial" w:hAnsi="Arial" w:cs="Arial" w:eastAsia="Arial"/>
                 <w:sz w:val="21"/>
                 <w:szCs w:val="21"/>
               </w:rPr>
@@ -2058,16 +2058,16 @@
             <w:pPr>
               <w:ind w:left="3"/>
               <w:rPr>
-                <w:rFonts w:ascii="Arial" w:hAnsi="Arial" w:cs="Arial"/>
-                <w:b/>
-                <w:bCs/>
-                <w:sz w:val="21"/>
-                <w:szCs w:val="21"/>
-              </w:rPr>
-            </w:pPr>
-            <w:r>
-              <w:rPr>
-                <w:rFonts w:ascii="Arial" w:hAnsi="Arial" w:cs="Arial"/>
+                <w:rFonts w:ascii="Arial" w:hAnsi="Arial" w:cs="Arial" w:eastAsia="Arial"/>
+                <w:b/>
+                <w:bCs/>
+                <w:sz w:val="21"/>
+                <w:szCs w:val="21"/>
+              </w:rPr>
+            </w:pPr>
+            <w:r>
+              <w:rPr>
+                <w:rFonts w:ascii="Arial" w:hAnsi="Arial" w:cs="Arial" w:eastAsia="Arial"/>
                 <w:b/>
                 <w:bCs/>
                 <w:sz w:val="21"/>
@@ -2090,7 +2090,7 @@
           <w:p>
             <w:pPr>
               <w:rPr>
-                <w:rFonts w:ascii="Arial" w:hAnsi="Arial" w:cs="Arial"/>
+                <w:rFonts w:ascii="Arial" w:hAnsi="Arial" w:cs="Arial" w:eastAsia="Arial"/>
                 <w:sz w:val="21"/>
                 <w:szCs w:val="21"/>
               </w:rPr>
@@ -2098,7 +2098,7 @@
             <w:proofErr w:type="spellStart"/>
             <w:r>
               <w:rPr>
-                <w:rFonts w:ascii="Arial" w:hAnsi="Arial" w:cs="Arial"/>
+                <w:rFonts w:ascii="Arial" w:hAnsi="Arial" w:cs="Arial" w:eastAsia="Arial"/>
                 <w:sz w:val="21"/>
                 <w:szCs w:val="21"/>
               </w:rPr>
@@ -2107,7 +2107,7 @@
             <w:proofErr w:type="spellEnd"/>
             <w:r>
               <w:rPr>
-                <w:rFonts w:ascii="Arial" w:hAnsi="Arial" w:cs="Arial"/>
+                <w:rFonts w:ascii="Arial" w:hAnsi="Arial" w:cs="Arial" w:eastAsia="Arial"/>
                 <w:sz w:val="21"/>
                 <w:szCs w:val="21"/>
               </w:rPr>
@@ -2134,16 +2134,16 @@
             <w:pPr>
               <w:ind w:left="3"/>
               <w:rPr>
-                <w:rFonts w:ascii="Arial" w:hAnsi="Arial" w:cs="Arial"/>
-                <w:b/>
-                <w:bCs/>
-                <w:sz w:val="21"/>
-                <w:szCs w:val="21"/>
-              </w:rPr>
-            </w:pPr>
-            <w:r>
-              <w:rPr>
-                <w:rFonts w:ascii="Arial" w:hAnsi="Arial" w:cs="Arial"/>
+                <w:rFonts w:ascii="Arial" w:hAnsi="Arial" w:cs="Arial" w:eastAsia="Arial"/>
+                <w:b/>
+                <w:bCs/>
+                <w:sz w:val="21"/>
+                <w:szCs w:val="21"/>
+              </w:rPr>
+            </w:pPr>
+            <w:r>
+              <w:rPr>
+                <w:rFonts w:ascii="Arial" w:hAnsi="Arial" w:cs="Arial" w:eastAsia="Arial"/>
                 <w:b/>
                 <w:bCs/>
                 <w:sz w:val="21"/>
@@ -2166,7 +2166,7 @@
           <w:p>
             <w:pPr>
               <w:rPr>
-                <w:rFonts w:ascii="Arial" w:hAnsi="Arial" w:cs="Arial"/>
+                <w:rFonts w:ascii="Arial" w:hAnsi="Arial" w:cs="Arial" w:eastAsia="Arial"/>
                 <w:sz w:val="21"/>
                 <w:szCs w:val="21"/>
               </w:rPr>
@@ -2174,7 +2174,7 @@
             <w:proofErr w:type="spellStart"/>
             <w:r>
               <w:rPr>
-                <w:rFonts w:ascii="Arial" w:hAnsi="Arial" w:cs="Arial"/>
+                <w:rFonts w:ascii="Arial" w:hAnsi="Arial" w:cs="Arial" w:eastAsia="Arial"/>
                 <w:sz w:val="21"/>
                 <w:szCs w:val="21"/>
               </w:rPr>
@@ -2183,7 +2183,7 @@
             <w:proofErr w:type="spellEnd"/>
             <w:r>
               <w:rPr>
-                <w:rFonts w:ascii="Arial" w:hAnsi="Arial" w:cs="Arial"/>
+                <w:rFonts w:ascii="Arial" w:hAnsi="Arial" w:cs="Arial" w:eastAsia="Arial"/>
                 <w:sz w:val="21"/>
                 <w:szCs w:val="21"/>
               </w:rPr>
@@ -2192,7 +2192,7 @@
             <w:proofErr w:type="gramStart"/>
             <w:r>
               <w:rPr>
-                <w:rFonts w:ascii="Arial" w:hAnsi="Arial" w:cs="Arial"/>
+                <w:rFonts w:ascii="Arial" w:hAnsi="Arial" w:cs="Arial" w:eastAsia="Arial"/>
                 <w:sz w:val="21"/>
                 <w:szCs w:val="21"/>
               </w:rPr>
@@ -2201,7 +2201,7 @@
             <w:proofErr w:type="gramEnd"/>
             <w:r>
               <w:rPr>
-                <w:rFonts w:ascii="Arial" w:hAnsi="Arial" w:cs="Arial"/>
+                <w:rFonts w:ascii="Arial" w:hAnsi="Arial" w:cs="Arial" w:eastAsia="Arial"/>
                 <w:sz w:val="21"/>
                 <w:szCs w:val="21"/>
               </w:rPr>
@@ -2228,16 +2228,16 @@
             <w:pPr>
               <w:ind w:left="3"/>
               <w:rPr>
-                <w:rFonts w:ascii="Arial" w:hAnsi="Arial" w:cs="Arial"/>
-                <w:b/>
-                <w:bCs/>
-                <w:sz w:val="21"/>
-                <w:szCs w:val="21"/>
-              </w:rPr>
-            </w:pPr>
-            <w:r>
-              <w:rPr>
-                <w:rFonts w:ascii="Arial" w:hAnsi="Arial" w:cs="Arial"/>
+                <w:rFonts w:ascii="Arial" w:hAnsi="Arial" w:cs="Arial" w:eastAsia="Arial"/>
+                <w:b/>
+                <w:bCs/>
+                <w:sz w:val="21"/>
+                <w:szCs w:val="21"/>
+              </w:rPr>
+            </w:pPr>
+            <w:r>
+              <w:rPr>
+                <w:rFonts w:ascii="Arial" w:hAnsi="Arial" w:cs="Arial" w:eastAsia="Arial"/>
                 <w:b/>
                 <w:bCs/>
                 <w:sz w:val="21"/>
@@ -2260,7 +2260,7 @@
           <w:p>
             <w:pPr>
               <w:rPr>
-                <w:rFonts w:ascii="Arial" w:hAnsi="Arial" w:cs="Arial"/>
+                <w:rFonts w:ascii="Arial" w:hAnsi="Arial" w:cs="Arial" w:eastAsia="Arial"/>
                 <w:sz w:val="21"/>
                 <w:szCs w:val="21"/>
               </w:rPr>
@@ -2268,7 +2268,7 @@
             <w:proofErr w:type="spellStart"/>
             <w:r>
               <w:rPr>
-                <w:rFonts w:ascii="Arial" w:hAnsi="Arial" w:cs="Arial"/>
+                <w:rFonts w:ascii="Arial" w:hAnsi="Arial" w:cs="Arial" w:eastAsia="Arial"/>
                 <w:sz w:val="21"/>
                 <w:szCs w:val="21"/>
               </w:rPr>
@@ -2277,7 +2277,7 @@
             <w:proofErr w:type="spellEnd"/>
             <w:r>
               <w:rPr>
-                <w:rFonts w:ascii="Arial" w:hAnsi="Arial" w:cs="Arial"/>
+                <w:rFonts w:ascii="Arial" w:hAnsi="Arial" w:cs="Arial" w:eastAsia="Arial"/>
                 <w:sz w:val="21"/>
                 <w:szCs w:val="21"/>
               </w:rPr>
@@ -2304,16 +2304,16 @@
             <w:pPr>
               <w:ind w:left="3"/>
               <w:rPr>
-                <w:rFonts w:ascii="Arial" w:hAnsi="Arial" w:cs="Arial"/>
-                <w:b/>
-                <w:bCs/>
-                <w:sz w:val="21"/>
-                <w:szCs w:val="21"/>
-              </w:rPr>
-            </w:pPr>
-            <w:r>
-              <w:rPr>
-                <w:rFonts w:ascii="Arial" w:hAnsi="Arial" w:cs="Arial"/>
+                <w:rFonts w:ascii="Arial" w:hAnsi="Arial" w:cs="Arial" w:eastAsia="Arial"/>
+                <w:b/>
+                <w:bCs/>
+                <w:sz w:val="21"/>
+                <w:szCs w:val="21"/>
+              </w:rPr>
+            </w:pPr>
+            <w:r>
+              <w:rPr>
+                <w:rFonts w:ascii="Arial" w:hAnsi="Arial" w:cs="Arial" w:eastAsia="Arial"/>
                 <w:b/>
                 <w:bCs/>
                 <w:sz w:val="21"/>
@@ -2336,14 +2336,14 @@
           <w:p>
             <w:pPr>
               <w:rPr>
-                <w:rFonts w:ascii="Arial" w:hAnsi="Arial" w:cs="Arial"/>
-                <w:sz w:val="21"/>
-                <w:szCs w:val="21"/>
-              </w:rPr>
-            </w:pPr>
-            <w:r>
-              <w:rPr>
-                <w:rFonts w:ascii="Arial" w:hAnsi="Arial" w:cs="Arial"/>
+                <w:rFonts w:ascii="Arial" w:hAnsi="Arial" w:cs="Arial" w:eastAsia="Arial"/>
+                <w:sz w:val="21"/>
+                <w:szCs w:val="21"/>
+              </w:rPr>
+            </w:pPr>
+            <w:r>
+              <w:rPr>
+                <w:rFonts w:ascii="Arial" w:hAnsi="Arial" w:cs="Arial" w:eastAsia="Arial"/>
                 <w:sz w:val="21"/>
                 <w:szCs w:val="21"/>
               </w:rPr>
@@ -2370,16 +2370,16 @@
             <w:pPr>
               <w:ind w:left="3"/>
               <w:rPr>
-                <w:rFonts w:ascii="Arial" w:hAnsi="Arial" w:cs="Arial"/>
-                <w:b/>
-                <w:bCs/>
-                <w:sz w:val="21"/>
-                <w:szCs w:val="21"/>
-              </w:rPr>
-            </w:pPr>
-            <w:r>
-              <w:rPr>
-                <w:rFonts w:ascii="Arial" w:hAnsi="Arial" w:cs="Arial"/>
+                <w:rFonts w:ascii="Arial" w:hAnsi="Arial" w:cs="Arial" w:eastAsia="Arial"/>
+                <w:b/>
+                <w:bCs/>
+                <w:sz w:val="21"/>
+                <w:szCs w:val="21"/>
+              </w:rPr>
+            </w:pPr>
+            <w:r>
+              <w:rPr>
+                <w:rFonts w:ascii="Arial" w:hAnsi="Arial" w:cs="Arial" w:eastAsia="Arial"/>
                 <w:b/>
                 <w:bCs/>
                 <w:sz w:val="21"/>
@@ -2403,14 +2403,14 @@
             <w:pPr>
               <w:spacing w:line="240" w:lineRule="auto"/>
               <w:rPr>
-                <w:rFonts w:ascii="Arial" w:eastAsia="Times New Roman" w:hAnsi="Arial" w:cs="Arial"/>
-                <w:sz w:val="21"/>
-                <w:szCs w:val="21"/>
-              </w:rPr>
-            </w:pPr>
-            <w:r>
-              <w:rPr>
-                <w:rFonts w:ascii="Arial" w:hAnsi="Arial" w:cs="Arial"/>
+                <w:rFonts w:ascii="Arial" w:hAnsi="Arial" w:cs="Arial" w:eastAsia="Arial"/>
+                <w:sz w:val="21"/>
+                <w:szCs w:val="21"/>
+              </w:rPr>
+            </w:pPr>
+            <w:r>
+              <w:rPr>
+                <w:rFonts w:ascii="Arial" w:hAnsi="Arial" w:cs="Arial" w:eastAsia="Arial"/>
                 <w:sz w:val="21"/>
                 <w:szCs w:val="21"/>
               </w:rPr>
@@ -2420,7 +2420,7 @@
           <w:p>
             <w:pPr>
               <w:rPr>
-                <w:rFonts w:ascii="Arial" w:hAnsi="Arial" w:cs="Arial"/>
+                <w:rFonts w:ascii="Arial" w:hAnsi="Arial" w:cs="Arial" w:eastAsia="Arial"/>
                 <w:sz w:val="21"/>
                 <w:szCs w:val="21"/>
               </w:rPr>
@@ -2446,16 +2446,16 @@
             <w:pPr>
               <w:ind w:left="3"/>
               <w:rPr>
-                <w:rFonts w:ascii="Arial" w:hAnsi="Arial" w:cs="Arial"/>
-                <w:b/>
-                <w:bCs/>
-                <w:sz w:val="21"/>
-                <w:szCs w:val="21"/>
-              </w:rPr>
-            </w:pPr>
-            <w:r>
-              <w:rPr>
-                <w:rFonts w:ascii="Arial" w:hAnsi="Arial" w:cs="Arial"/>
+                <w:rFonts w:ascii="Arial" w:hAnsi="Arial" w:cs="Arial" w:eastAsia="Arial"/>
+                <w:b/>
+                <w:bCs/>
+                <w:sz w:val="21"/>
+                <w:szCs w:val="21"/>
+              </w:rPr>
+            </w:pPr>
+            <w:r>
+              <w:rPr>
+                <w:rFonts w:ascii="Arial" w:hAnsi="Arial" w:cs="Arial" w:eastAsia="Arial"/>
                 <w:b/>
                 <w:bCs/>
                 <w:sz w:val="21"/>
@@ -2479,14 +2479,14 @@
             <w:pPr>
               <w:spacing w:line="240" w:lineRule="auto"/>
               <w:rPr>
-                <w:rFonts w:ascii="Arial" w:hAnsi="Arial" w:cs="Arial"/>
-                <w:sz w:val="21"/>
-                <w:szCs w:val="21"/>
-              </w:rPr>
-            </w:pPr>
-            <w:r>
-              <w:rPr>
-                <w:rFonts w:ascii="Arial" w:hAnsi="Arial" w:cs="Arial"/>
+                <w:rFonts w:ascii="Arial" w:hAnsi="Arial" w:cs="Arial" w:eastAsia="Arial"/>
+                <w:sz w:val="21"/>
+                <w:szCs w:val="21"/>
+              </w:rPr>
+            </w:pPr>
+            <w:r>
+              <w:rPr>
+                <w:rFonts w:ascii="Arial" w:hAnsi="Arial" w:cs="Arial" w:eastAsia="Arial"/>
                 <w:sz w:val="21"/>
                 <w:szCs w:val="21"/>
               </w:rPr>
@@ -2512,16 +2512,16 @@
           <w:p>
             <w:pPr>
               <w:rPr>
-                <w:rFonts w:ascii="Arial" w:hAnsi="Arial" w:cs="Arial"/>
-                <w:b/>
-                <w:bCs/>
-                <w:sz w:val="21"/>
-                <w:szCs w:val="21"/>
-              </w:rPr>
-            </w:pPr>
-            <w:r>
-              <w:rPr>
-                <w:rFonts w:ascii="Arial" w:hAnsi="Arial" w:cs="Arial"/>
+                <w:rFonts w:ascii="Arial" w:hAnsi="Arial" w:cs="Arial" w:eastAsia="Arial"/>
+                <w:b/>
+                <w:bCs/>
+                <w:sz w:val="21"/>
+                <w:szCs w:val="21"/>
+              </w:rPr>
+            </w:pPr>
+            <w:r>
+              <w:rPr>
+                <w:rFonts w:ascii="Arial" w:hAnsi="Arial" w:cs="Arial" w:eastAsia="Arial"/>
                 <w:b/>
                 <w:bCs/>
                 <w:sz w:val="21"/>
@@ -2545,14 +2545,14 @@
             <w:pPr>
               <w:spacing w:line="240" w:lineRule="auto"/>
               <w:rPr>
-                <w:rFonts w:ascii="Arial" w:hAnsi="Arial" w:cs="Arial"/>
-                <w:sz w:val="21"/>
-                <w:szCs w:val="21"/>
-              </w:rPr>
-            </w:pPr>
-            <w:r>
-              <w:rPr>
-                <w:rFonts w:ascii="Arial" w:hAnsi="Arial" w:cs="Arial"/>
+                <w:rFonts w:ascii="Arial" w:hAnsi="Arial" w:cs="Arial" w:eastAsia="Arial"/>
+                <w:sz w:val="21"/>
+                <w:szCs w:val="21"/>
+              </w:rPr>
+            </w:pPr>
+            <w:r>
+              <w:rPr>
+                <w:rFonts w:ascii="Arial" w:hAnsi="Arial" w:cs="Arial" w:eastAsia="Arial"/>
                 <w:sz w:val="21"/>
                 <w:szCs w:val="21"/>
               </w:rPr>
@@ -2579,16 +2579,16 @@
             <w:pPr>
               <w:ind w:left="3"/>
               <w:rPr>
-                <w:rFonts w:ascii="Arial" w:hAnsi="Arial" w:cs="Arial"/>
-                <w:b/>
-                <w:bCs/>
-                <w:sz w:val="21"/>
-                <w:szCs w:val="21"/>
-              </w:rPr>
-            </w:pPr>
-            <w:r>
-              <w:rPr>
-                <w:rFonts w:ascii="Arial" w:hAnsi="Arial" w:cs="Arial"/>
+                <w:rFonts w:ascii="Arial" w:hAnsi="Arial" w:cs="Arial" w:eastAsia="Arial"/>
+                <w:b/>
+                <w:bCs/>
+                <w:sz w:val="21"/>
+                <w:szCs w:val="21"/>
+              </w:rPr>
+            </w:pPr>
+            <w:r>
+              <w:rPr>
+                <w:rFonts w:ascii="Arial" w:hAnsi="Arial" w:cs="Arial" w:eastAsia="Arial"/>
                 <w:b/>
                 <w:bCs/>
                 <w:sz w:val="21"/>
@@ -2612,14 +2612,14 @@
             <w:pPr>
               <w:spacing w:line="240" w:lineRule="auto"/>
               <w:rPr>
-                <w:rFonts w:ascii="Arial" w:hAnsi="Arial" w:cs="Arial"/>
-                <w:sz w:val="21"/>
-                <w:szCs w:val="21"/>
-              </w:rPr>
-            </w:pPr>
-            <w:r>
-              <w:rPr>
-                <w:rFonts w:ascii="Arial" w:hAnsi="Arial" w:cs="Arial"/>
+                <w:rFonts w:ascii="Arial" w:hAnsi="Arial" w:cs="Arial" w:eastAsia="Arial"/>
+                <w:sz w:val="21"/>
+                <w:szCs w:val="21"/>
+              </w:rPr>
+            </w:pPr>
+            <w:r>
+              <w:rPr>
+                <w:rFonts w:ascii="Arial" w:hAnsi="Arial" w:cs="Arial" w:eastAsia="Arial"/>
                 <w:sz w:val="21"/>
                 <w:szCs w:val="21"/>
               </w:rPr>
@@ -2627,7 +2627,7 @@
             </w:r>
             <w:r>
               <w:rPr>
-                <w:rFonts w:ascii="Arial" w:hAnsi="Arial" w:cs="Arial"/>
+                <w:rFonts w:ascii="Arial" w:hAnsi="Arial" w:cs="Arial" w:eastAsia="Arial"/>
                 <w:sz w:val="21"/>
                 <w:szCs w:val="21"/>
               </w:rPr>
@@ -2654,16 +2654,16 @@
             <w:pPr>
               <w:ind w:left="3"/>
               <w:rPr>
-                <w:rFonts w:ascii="Arial" w:hAnsi="Arial" w:cs="Arial"/>
-                <w:b/>
-                <w:bCs/>
-                <w:sz w:val="21"/>
-                <w:szCs w:val="21"/>
-              </w:rPr>
-            </w:pPr>
-            <w:r>
-              <w:rPr>
-                <w:rFonts w:ascii="Arial" w:hAnsi="Arial" w:cs="Arial"/>
+                <w:rFonts w:ascii="Arial" w:hAnsi="Arial" w:cs="Arial" w:eastAsia="Arial"/>
+                <w:b/>
+                <w:bCs/>
+                <w:sz w:val="21"/>
+                <w:szCs w:val="21"/>
+              </w:rPr>
+            </w:pPr>
+            <w:r>
+              <w:rPr>
+                <w:rFonts w:ascii="Arial" w:hAnsi="Arial" w:cs="Arial" w:eastAsia="Arial"/>
                 <w:b/>
                 <w:bCs/>
                 <w:sz w:val="21"/>
@@ -2687,14 +2687,14 @@
             <w:pPr>
               <w:spacing w:line="240" w:lineRule="auto"/>
               <w:rPr>
-                <w:rFonts w:ascii="Arial" w:hAnsi="Arial" w:cs="Arial"/>
-                <w:sz w:val="21"/>
-                <w:szCs w:val="21"/>
-              </w:rPr>
-            </w:pPr>
-            <w:r>
-              <w:rPr>
-                <w:rFonts w:ascii="Arial" w:hAnsi="Arial" w:cs="Arial"/>
+                <w:rFonts w:ascii="Arial" w:hAnsi="Arial" w:cs="Arial" w:eastAsia="Arial"/>
+                <w:sz w:val="21"/>
+                <w:szCs w:val="21"/>
+              </w:rPr>
+            </w:pPr>
+            <w:r>
+              <w:rPr>
+                <w:rFonts w:ascii="Arial" w:hAnsi="Arial" w:cs="Arial" w:eastAsia="Arial"/>
                 <w:sz w:val="21"/>
                 <w:szCs w:val="21"/>
               </w:rPr>
@@ -2724,10 +2724,10 @@
   <w:docDefaults>
     <w:rPrDefault>
       <w:rPr>
-        <w:rFonts w:asciiTheme="minorHAnsi" w:eastAsiaTheme="minorHAnsi" w:hAnsiTheme="minorHAnsi" w:cstheme="minorBidi"/>
+        <w:rFonts w:ascii="Arial" w:hAnsi="Arial" w:cs="Arial" w:eastAsia="Arial"/>
         <w:kern w:val="2"/>
-        <w:sz w:val="24"/>
-        <w:szCs w:val="24"/>
+        <w:sz w:val="21"/>
+        <w:szCs w:val="21"/>
         <w:lang w:val="en-IN" w:eastAsia="en-US" w:bidi="ar-SA"/>
         <w14:ligatures w14:val="standardContextual"/>
       </w:rPr>
@@ -3124,9 +3124,9 @@
       <w:spacing w:line="259" w:lineRule="auto"/>
     </w:pPr>
     <w:rPr>
-      <w:rFonts w:ascii="Calibri" w:eastAsia="Calibri" w:hAnsi="Calibri" w:cs="Calibri"/>
+      <w:rFonts w:ascii="Arial" w:hAnsi="Arial" w:cs="Arial" w:eastAsia="Arial"/>
       <w:color w:val="000000"/>
-      <w:sz w:val="22"/>
+      <w:sz w:val="21"/>
       <w:lang w:eastAsia="en-IN"/>
     </w:rPr>
   </w:style>
@@ -3145,10 +3145,10 @@
       <w:outlineLvl w:val="0"/>
     </w:pPr>
     <w:rPr>
-      <w:rFonts w:asciiTheme="majorHAnsi" w:eastAsiaTheme="majorEastAsia" w:hAnsiTheme="majorHAnsi" w:cstheme="majorBidi"/>
+      <w:rFonts w:ascii="Arial" w:hAnsi="Arial" w:cs="Arial" w:eastAsia="Arial"/>
       <w:color w:val="0F4761" w:themeColor="accent1" w:themeShade="BF"/>
-      <w:sz w:val="40"/>
-      <w:szCs w:val="40"/>
+      <w:sz w:val="21"/>
+      <w:szCs w:val="21"/>
       <w:lang w:eastAsia="en-US"/>
     </w:rPr>
   </w:style>
@@ -3169,10 +3169,10 @@
       <w:outlineLvl w:val="1"/>
     </w:pPr>
     <w:rPr>
-      <w:rFonts w:asciiTheme="majorHAnsi" w:eastAsiaTheme="majorEastAsia" w:hAnsiTheme="majorHAnsi" w:cstheme="majorBidi"/>
+      <w:rFonts w:ascii="Arial" w:hAnsi="Arial" w:cs="Arial" w:eastAsia="Arial"/>
       <w:color w:val="0F4761" w:themeColor="accent1" w:themeShade="BF"/>
-      <w:sz w:val="32"/>
-      <w:szCs w:val="32"/>
+      <w:sz w:val="21"/>
+      <w:szCs w:val="21"/>
       <w:lang w:eastAsia="en-US"/>
     </w:rPr>
   </w:style>
@@ -3193,10 +3193,10 @@
       <w:outlineLvl w:val="2"/>
     </w:pPr>
     <w:rPr>
-      <w:rFonts w:asciiTheme="minorHAnsi" w:eastAsiaTheme="majorEastAsia" w:hAnsiTheme="minorHAnsi" w:cstheme="majorBidi"/>
+      <w:rFonts w:ascii="Arial" w:hAnsi="Arial" w:cs="Arial" w:eastAsia="Arial"/>
       <w:color w:val="0F4761" w:themeColor="accent1" w:themeShade="BF"/>
-      <w:sz w:val="28"/>
-      <w:szCs w:val="28"/>
+      <w:sz w:val="21"/>
+      <w:szCs w:val="21"/>
       <w:lang w:eastAsia="en-US"/>
     </w:rPr>
   </w:style>
@@ -3217,11 +3217,11 @@
       <w:outlineLvl w:val="3"/>
     </w:pPr>
     <w:rPr>
-      <w:rFonts w:asciiTheme="minorHAnsi" w:eastAsiaTheme="majorEastAsia" w:hAnsiTheme="minorHAnsi" w:cstheme="majorBidi"/>
+      <w:rFonts w:ascii="Arial" w:hAnsi="Arial" w:cs="Arial" w:eastAsia="Arial"/>
       <w:i/>
       <w:iCs/>
       <w:color w:val="0F4761" w:themeColor="accent1" w:themeShade="BF"/>
-      <w:sz w:val="24"/>
+      <w:sz w:val="21"/>
       <w:lang w:eastAsia="en-US"/>
     </w:rPr>
   </w:style>
@@ -3242,9 +3242,9 @@
       <w:outlineLvl w:val="4"/>
     </w:pPr>
     <w:rPr>
-      <w:rFonts w:asciiTheme="minorHAnsi" w:eastAsiaTheme="majorEastAsia" w:hAnsiTheme="minorHAnsi" w:cstheme="majorBidi"/>
+      <w:rFonts w:ascii="Arial" w:hAnsi="Arial" w:cs="Arial" w:eastAsia="Arial"/>
       <w:color w:val="0F4761" w:themeColor="accent1" w:themeShade="BF"/>
-      <w:sz w:val="24"/>
+      <w:sz w:val="21"/>
       <w:lang w:eastAsia="en-US"/>
     </w:rPr>
   </w:style>
@@ -3265,11 +3265,11 @@
       <w:outlineLvl w:val="5"/>
     </w:pPr>
     <w:rPr>
-      <w:rFonts w:asciiTheme="minorHAnsi" w:eastAsiaTheme="majorEastAsia" w:hAnsiTheme="minorHAnsi" w:cstheme="majorBidi"/>
+      <w:rFonts w:ascii="Arial" w:hAnsi="Arial" w:cs="Arial" w:eastAsia="Arial"/>
       <w:i/>
       <w:iCs/>
       <w:color w:val="595959" w:themeColor="text1" w:themeTint="A6"/>
-      <w:sz w:val="24"/>
+      <w:sz w:val="21"/>
       <w:lang w:eastAsia="en-US"/>
     </w:rPr>
   </w:style>
@@ -3290,9 +3290,9 @@
       <w:outlineLvl w:val="6"/>
     </w:pPr>
     <w:rPr>
-      <w:rFonts w:asciiTheme="minorHAnsi" w:eastAsiaTheme="majorEastAsia" w:hAnsiTheme="minorHAnsi" w:cstheme="majorBidi"/>
+      <w:rFonts w:ascii="Arial" w:hAnsi="Arial" w:cs="Arial" w:eastAsia="Arial"/>
       <w:color w:val="595959" w:themeColor="text1" w:themeTint="A6"/>
-      <w:sz w:val="24"/>
+      <w:sz w:val="21"/>
       <w:lang w:eastAsia="en-US"/>
     </w:rPr>
   </w:style>
@@ -3313,11 +3313,11 @@
       <w:outlineLvl w:val="7"/>
     </w:pPr>
     <w:rPr>
-      <w:rFonts w:asciiTheme="minorHAnsi" w:eastAsiaTheme="majorEastAsia" w:hAnsiTheme="minorHAnsi" w:cstheme="majorBidi"/>
+      <w:rFonts w:ascii="Arial" w:hAnsi="Arial" w:cs="Arial" w:eastAsia="Arial"/>
       <w:i/>
       <w:iCs/>
       <w:color w:val="272727" w:themeColor="text1" w:themeTint="D8"/>
-      <w:sz w:val="24"/>
+      <w:sz w:val="21"/>
       <w:lang w:eastAsia="en-US"/>
     </w:rPr>
   </w:style>
@@ -3338,9 +3338,9 @@
       <w:outlineLvl w:val="8"/>
     </w:pPr>
     <w:rPr>
-      <w:rFonts w:asciiTheme="minorHAnsi" w:eastAsiaTheme="majorEastAsia" w:hAnsiTheme="minorHAnsi" w:cstheme="majorBidi"/>
+      <w:rFonts w:ascii="Arial" w:hAnsi="Arial" w:cs="Arial" w:eastAsia="Arial"/>
       <w:color w:val="272727" w:themeColor="text1" w:themeTint="D8"/>
-      <w:sz w:val="24"/>
+      <w:sz w:val="21"/>
       <w:lang w:eastAsia="en-US"/>
     </w:rPr>
   </w:style>
@@ -3378,10 +3378,10 @@
     <w:uiPriority w:val="9"/>
     <w:rsid w:val="00C44E90"/>
     <w:rPr>
-      <w:rFonts w:asciiTheme="majorHAnsi" w:eastAsiaTheme="majorEastAsia" w:hAnsiTheme="majorHAnsi" w:cstheme="majorBidi"/>
+      <w:rFonts w:ascii="Arial" w:hAnsi="Arial" w:cs="Arial" w:eastAsia="Arial"/>
       <w:color w:val="0F4761" w:themeColor="accent1" w:themeShade="BF"/>
-      <w:sz w:val="40"/>
-      <w:szCs w:val="40"/>
+      <w:sz w:val="21"/>
+      <w:szCs w:val="21"/>
     </w:rPr>
   </w:style>
   <w:style w:type="character" w:customStyle="1" w:styleId="Heading2Char">
@@ -3392,10 +3392,10 @@
     <w:semiHidden/>
     <w:rsid w:val="00C44E90"/>
     <w:rPr>
-      <w:rFonts w:asciiTheme="majorHAnsi" w:eastAsiaTheme="majorEastAsia" w:hAnsiTheme="majorHAnsi" w:cstheme="majorBidi"/>
+      <w:rFonts w:ascii="Arial" w:hAnsi="Arial" w:cs="Arial" w:eastAsia="Arial"/>
       <w:color w:val="0F4761" w:themeColor="accent1" w:themeShade="BF"/>
-      <w:sz w:val="32"/>
-      <w:szCs w:val="32"/>
+      <w:sz w:val="21"/>
+      <w:szCs w:val="21"/>
     </w:rPr>
   </w:style>
   <w:style w:type="character" w:customStyle="1" w:styleId="Heading3Char">
@@ -3406,10 +3406,10 @@
     <w:semiHidden/>
     <w:rsid w:val="00C44E90"/>
     <w:rPr>
-      <w:rFonts w:eastAsiaTheme="majorEastAsia" w:cstheme="majorBidi"/>
+      <w:rFonts w:ascii="Arial" w:hAnsi="Arial" w:cs="Arial" w:eastAsia="Arial"/>
       <w:color w:val="0F4761" w:themeColor="accent1" w:themeShade="BF"/>
-      <w:sz w:val="28"/>
-      <w:szCs w:val="28"/>
+      <w:sz w:val="21"/>
+      <w:szCs w:val="21"/>
     </w:rPr>
   </w:style>
   <w:style w:type="character" w:customStyle="1" w:styleId="Heading4Char">
@@ -3420,7 +3420,7 @@
     <w:semiHidden/>
     <w:rsid w:val="00C44E90"/>
     <w:rPr>
-      <w:rFonts w:eastAsiaTheme="majorEastAsia" w:cstheme="majorBidi"/>
+      <w:rFonts w:ascii="Arial" w:hAnsi="Arial" w:cs="Arial" w:eastAsia="Arial"/>
       <w:i/>
       <w:iCs/>
       <w:color w:val="0F4761" w:themeColor="accent1" w:themeShade="BF"/>
@@ -3434,7 +3434,7 @@
     <w:semiHidden/>
     <w:rsid w:val="00C44E90"/>
     <w:rPr>
-      <w:rFonts w:eastAsiaTheme="majorEastAsia" w:cstheme="majorBidi"/>
+      <w:rFonts w:ascii="Arial" w:hAnsi="Arial" w:cs="Arial" w:eastAsia="Arial"/>
       <w:color w:val="0F4761" w:themeColor="accent1" w:themeShade="BF"/>
     </w:rPr>
   </w:style>
@@ -3446,7 +3446,7 @@
     <w:semiHidden/>
     <w:rsid w:val="00C44E90"/>
     <w:rPr>
-      <w:rFonts w:eastAsiaTheme="majorEastAsia" w:cstheme="majorBidi"/>
+      <w:rFonts w:ascii="Arial" w:hAnsi="Arial" w:cs="Arial" w:eastAsia="Arial"/>
       <w:i/>
       <w:iCs/>
       <w:color w:val="595959" w:themeColor="text1" w:themeTint="A6"/>
@@ -3460,7 +3460,7 @@
     <w:semiHidden/>
     <w:rsid w:val="00C44E90"/>
     <w:rPr>
-      <w:rFonts w:eastAsiaTheme="majorEastAsia" w:cstheme="majorBidi"/>
+      <w:rFonts w:ascii="Arial" w:hAnsi="Arial" w:cs="Arial" w:eastAsia="Arial"/>
       <w:color w:val="595959" w:themeColor="text1" w:themeTint="A6"/>
     </w:rPr>
   </w:style>
@@ -3472,7 +3472,7 @@
     <w:semiHidden/>
     <w:rsid w:val="00C44E90"/>
     <w:rPr>
-      <w:rFonts w:eastAsiaTheme="majorEastAsia" w:cstheme="majorBidi"/>
+      <w:rFonts w:ascii="Arial" w:hAnsi="Arial" w:cs="Arial" w:eastAsia="Arial"/>
       <w:i/>
       <w:iCs/>
       <w:color w:val="272727" w:themeColor="text1" w:themeTint="D8"/>
@@ -3486,7 +3486,7 @@
     <w:semiHidden/>
     <w:rsid w:val="00C44E90"/>
     <w:rPr>
-      <w:rFonts w:eastAsiaTheme="majorEastAsia" w:cstheme="majorBidi"/>
+      <w:rFonts w:ascii="Arial" w:hAnsi="Arial" w:cs="Arial" w:eastAsia="Arial"/>
       <w:color w:val="272727" w:themeColor="text1" w:themeTint="D8"/>
     </w:rPr>
   </w:style>
@@ -3503,12 +3503,12 @@
       <w:contextualSpacing/>
     </w:pPr>
     <w:rPr>
-      <w:rFonts w:asciiTheme="majorHAnsi" w:eastAsiaTheme="majorEastAsia" w:hAnsiTheme="majorHAnsi" w:cstheme="majorBidi"/>
+      <w:rFonts w:ascii="Arial" w:hAnsi="Arial" w:cs="Arial" w:eastAsia="Arial"/>
       <w:color w:val="auto"/>
       <w:spacing w:val="-10"/>
       <w:kern w:val="28"/>
-      <w:sz w:val="56"/>
-      <w:szCs w:val="56"/>
+      <w:sz w:val="21"/>
+      <w:szCs w:val="21"/>
       <w:lang w:eastAsia="en-US"/>
     </w:rPr>
   </w:style>
@@ -3519,11 +3519,11 @@
     <w:uiPriority w:val="10"/>
     <w:rsid w:val="00C44E90"/>
     <w:rPr>
-      <w:rFonts w:asciiTheme="majorHAnsi" w:eastAsiaTheme="majorEastAsia" w:hAnsiTheme="majorHAnsi" w:cstheme="majorBidi"/>
+      <w:rFonts w:ascii="Arial" w:hAnsi="Arial" w:cs="Arial" w:eastAsia="Arial"/>
       <w:spacing w:val="-10"/>
       <w:kern w:val="28"/>
-      <w:sz w:val="56"/>
-      <w:szCs w:val="56"/>
+      <w:sz w:val="21"/>
+      <w:szCs w:val="21"/>
     </w:rPr>
   </w:style>
   <w:style w:type="paragraph" w:styleId="Subtitle">
@@ -3541,11 +3541,11 @@
       <w:spacing w:line="278" w:lineRule="auto"/>
     </w:pPr>
     <w:rPr>
-      <w:rFonts w:asciiTheme="minorHAnsi" w:eastAsiaTheme="majorEastAsia" w:hAnsiTheme="minorHAnsi" w:cstheme="majorBidi"/>
+      <w:rFonts w:ascii="Arial" w:hAnsi="Arial" w:cs="Arial" w:eastAsia="Arial"/>
       <w:color w:val="595959" w:themeColor="text1" w:themeTint="A6"/>
       <w:spacing w:val="15"/>
-      <w:sz w:val="28"/>
-      <w:szCs w:val="28"/>
+      <w:sz w:val="21"/>
+      <w:szCs w:val="21"/>
       <w:lang w:eastAsia="en-US"/>
     </w:rPr>
   </w:style>
@@ -3556,11 +3556,11 @@
     <w:uiPriority w:val="11"/>
     <w:rsid w:val="00C44E90"/>
     <w:rPr>
-      <w:rFonts w:eastAsiaTheme="majorEastAsia" w:cstheme="majorBidi"/>
+      <w:rFonts w:ascii="Arial" w:hAnsi="Arial" w:cs="Arial" w:eastAsia="Arial"/>
       <w:color w:val="595959" w:themeColor="text1" w:themeTint="A6"/>
       <w:spacing w:val="15"/>
-      <w:sz w:val="28"/>
-      <w:szCs w:val="28"/>
+      <w:sz w:val="21"/>
+      <w:szCs w:val="21"/>
     </w:rPr>
   </w:style>
   <w:style w:type="paragraph" w:styleId="Quote">
@@ -3576,11 +3576,11 @@
       <w:jc w:val="center"/>
     </w:pPr>
     <w:rPr>
-      <w:rFonts w:asciiTheme="minorHAnsi" w:eastAsiaTheme="minorHAnsi" w:hAnsiTheme="minorHAnsi" w:cstheme="minorBidi"/>
+      <w:rFonts w:ascii="Arial" w:hAnsi="Arial" w:cs="Arial" w:eastAsia="Arial"/>
       <w:i/>
       <w:iCs/>
       <w:color w:val="404040" w:themeColor="text1" w:themeTint="BF"/>
-      <w:sz w:val="24"/>
+      <w:sz w:val="21"/>
       <w:lang w:eastAsia="en-US"/>
     </w:rPr>
   </w:style>
@@ -3608,9 +3608,9 @@
       <w:contextualSpacing/>
     </w:pPr>
     <w:rPr>
-      <w:rFonts w:asciiTheme="minorHAnsi" w:eastAsiaTheme="minorHAnsi" w:hAnsiTheme="minorHAnsi" w:cstheme="minorBidi"/>
+      <w:rFonts w:ascii="Arial" w:hAnsi="Arial" w:cs="Arial" w:eastAsia="Arial"/>
       <w:color w:val="auto"/>
-      <w:sz w:val="24"/>
+      <w:sz w:val="21"/>
       <w:lang w:eastAsia="en-US"/>
     </w:rPr>
   </w:style>
@@ -3644,11 +3644,11 @@
       <w:jc w:val="center"/>
     </w:pPr>
     <w:rPr>
-      <w:rFonts w:asciiTheme="minorHAnsi" w:eastAsiaTheme="minorHAnsi" w:hAnsiTheme="minorHAnsi" w:cstheme="minorBidi"/>
+      <w:rFonts w:ascii="Arial" w:hAnsi="Arial" w:cs="Arial" w:eastAsia="Arial"/>
       <w:i/>
       <w:iCs/>
       <w:color w:val="0F4761" w:themeColor="accent1" w:themeShade="BF"/>
-      <w:sz w:val="24"/>
+      <w:sz w:val="21"/>
       <w:lang w:eastAsia="en-US"/>
     </w:rPr>
   </w:style>
@@ -3685,7 +3685,7 @@
       <w:spacing w:after="0" w:line="240" w:lineRule="auto"/>
     </w:pPr>
     <w:rPr>
-      <w:rFonts w:eastAsiaTheme="minorEastAsia"/>
+      <w:rFonts w:ascii="Arial" w:hAnsi="Arial" w:cs="Arial" w:eastAsia="Arial"/>
       <w:lang w:eastAsia="en-IN"/>
     </w:rPr>
     <w:tblPr>
